--- a/Relazione_DataPoisoning_Architetture_Dati.docx
+++ b/Relazione_DataPoisoning_Architetture_Dati.docx
@@ -19,6 +19,14 @@
           <w:szCs w:val="28"/>
         </w:rPr>
         <w:t>Università degli Studi</w:t>
+      </w:r>
+      <w:r>
+        <w:rPr>
+          <w:color w:val="555555"/>
+          <w:sz w:val="28"/>
+          <w:szCs w:val="28"/>
+        </w:rPr>
+        <w:t xml:space="preserve"> di Milano-Bicocca</w:t>
       </w:r>
     </w:p>
     <w:p>
@@ -57,12 +65,9 @@
         </w:rPr>
         <w:t>ROBUSTEZZA DEI MODELLI DI MACHINE LEARNING</w:t>
       </w:r>
-    </w:p>
-    <w:p>
-      <w:pPr>
-        <w:spacing w:after="120"/>
-        <w:jc w:val="center"/>
-      </w:pPr>
+      <w:r>
+        <w:t xml:space="preserve"> </w:t>
+      </w:r>
       <w:r>
         <w:rPr>
           <w:b/>
@@ -158,7 +163,25 @@
           <w:sz w:val="24"/>
           <w:szCs w:val="24"/>
         </w:rPr>
-        <w:t>Simone Rancati  –  Matricola 900052</w:t>
+        <w:t xml:space="preserve">Simone </w:t>
+      </w:r>
+      <w:proofErr w:type="gramStart"/>
+      <w:r>
+        <w:rPr>
+          <w:color w:val="4A5568"/>
+          <w:sz w:val="24"/>
+          <w:szCs w:val="24"/>
+        </w:rPr>
+        <w:t>Rancati  –</w:t>
+      </w:r>
+      <w:proofErr w:type="gramEnd"/>
+      <w:r>
+        <w:rPr>
+          <w:color w:val="4A5568"/>
+          <w:sz w:val="24"/>
+          <w:szCs w:val="24"/>
+        </w:rPr>
+        <w:t xml:space="preserve">  Matricola 900052</w:t>
       </w:r>
     </w:p>
     <w:p>
@@ -198,7 +221,25 @@
         <w:rPr>
           <w:color w:val="718096"/>
         </w:rPr>
-        <w:t>Anno Accademico 2024/2025</w:t>
+        <w:t>Anno Accademico 202</w:t>
+      </w:r>
+      <w:r>
+        <w:rPr>
+          <w:color w:val="718096"/>
+        </w:rPr>
+        <w:t>5</w:t>
+      </w:r>
+      <w:r>
+        <w:rPr>
+          <w:color w:val="718096"/>
+        </w:rPr>
+        <w:t>/202</w:t>
+      </w:r>
+      <w:r>
+        <w:rPr>
+          <w:color w:val="718096"/>
+        </w:rPr>
+        <w:t>6</w:t>
       </w:r>
     </w:p>
     <w:p>
@@ -222,15 +263,18 @@
         <w:jc w:val="both"/>
       </w:pPr>
       <w:r>
-        <w:t xml:space="preserve">Questa relazione estende il lavoro precedentemente condotto nell'ambito del corso di Architetture Dati, nel quale erano stati sviluppati e validati modelli di classificazione basati su Support </w:t>
-      </w:r>
-      <w:proofErr w:type="spellStart"/>
-      <w:r>
-        <w:t>Vector</w:t>
-      </w:r>
-      <w:proofErr w:type="spellEnd"/>
-      <w:r>
-        <w:t xml:space="preserve"> Machine (SVM) e Reti Neurali Artificiali (ANN) per la diagnosi del carcinoma mammario a partire dal Wisconsin </w:t>
+        <w:t xml:space="preserve">Questo progetto punta ad introdurre del data </w:t>
+      </w:r>
+      <w:proofErr w:type="spellStart"/>
+      <w:r>
+        <w:t>poisoning</w:t>
+      </w:r>
+      <w:proofErr w:type="spellEnd"/>
+      <w:r>
+        <w:t xml:space="preserve"> all’interno del dataset </w:t>
+      </w:r>
+      <w:r>
+        <w:t xml:space="preserve">per la diagnosi del carcinoma mammario Wisconsin </w:t>
       </w:r>
       <w:proofErr w:type="spellStart"/>
       <w:r>
@@ -238,21 +282,8 @@
       </w:r>
       <w:proofErr w:type="spellEnd"/>
       <w:r>
-        <w:t xml:space="preserve"> Cancer Dataset. Partendo da quella baseline — che aveva attestato performance eccellenti (accuracy fino al 97.46%, AUC-ROC fino a 0.9944) — il presente lavoro introduce una fase critica e sistematica di data </w:t>
-      </w:r>
-      <w:proofErr w:type="spellStart"/>
-      <w:r>
-        <w:t>poisoning</w:t>
-      </w:r>
-      <w:proofErr w:type="spellEnd"/>
-      <w:r>
-        <w:t>, ossia di avvelenamento intenzionale del dataset di addestramento, con l'obiettivo di misurare quantitativamente la robustezza di tre famiglie di modelli (SVM, Random Forest, MLP) al variare del tipo e dell'intensità della corruzione.</w:t>
-      </w:r>
-    </w:p>
-    <w:p>
-      <w:pPr>
-        <w:spacing w:before="80"/>
-      </w:pPr>
+        <w:t xml:space="preserve"> Cancer Dataset.</w:t>
+      </w:r>
     </w:p>
     <w:p>
       <w:pPr>
@@ -260,6 +291,26 @@
         <w:jc w:val="both"/>
       </w:pPr>
       <w:r>
+        <w:t xml:space="preserve">Viene introdotta </w:t>
+      </w:r>
+      <w:r>
+        <w:t xml:space="preserve">una fase critica e sistematica di data </w:t>
+      </w:r>
+      <w:proofErr w:type="spellStart"/>
+      <w:r>
+        <w:t>poisoning</w:t>
+      </w:r>
+      <w:proofErr w:type="spellEnd"/>
+      <w:r>
+        <w:t>, ossia di avvelenamento intenzionale del dataset di addestramento, con l'obiettivo di misurare quantitativamente la robustezza di tre famiglie di modelli (SVM, Random Forest, MLP) al variare del tipo e dell'intensità della corruzione.</w:t>
+      </w:r>
+    </w:p>
+    <w:p>
+      <w:pPr>
+        <w:spacing w:before="100" w:after="100" w:line="276" w:lineRule="auto"/>
+        <w:jc w:val="both"/>
+      </w:pPr>
+      <w:r>
         <w:t xml:space="preserve">Sono stati implementati quattro distinti metodi di corruzione — label </w:t>
       </w:r>
       <w:proofErr w:type="spellStart"/>
@@ -308,7 +359,22 @@
       </w:r>
       <w:proofErr w:type="spellEnd"/>
       <w:r>
-        <w:t xml:space="preserve"> 3) e a diciannove livelli di intensità (dal 5% al 95% di corruzione). L'intera campagna sperimentale è stata eseguita con 20 </w:t>
+        <w:t xml:space="preserve"> 3) e a livelli di intensità </w:t>
+      </w:r>
+      <w:r>
+        <w:t xml:space="preserve">variabili </w:t>
+      </w:r>
+      <w:r>
+        <w:t>dal 5% al 95%.</w:t>
+      </w:r>
+    </w:p>
+    <w:p>
+      <w:pPr>
+        <w:spacing w:before="100" w:after="100" w:line="276" w:lineRule="auto"/>
+        <w:jc w:val="both"/>
+      </w:pPr>
+      <w:r>
+        <w:t xml:space="preserve">L'intera campagna sperimentale è stata eseguita con 20 </w:t>
       </w:r>
       <w:proofErr w:type="spellStart"/>
       <w:r>
@@ -316,7 +382,25 @@
       </w:r>
       <w:proofErr w:type="spellEnd"/>
       <w:r>
-        <w:t xml:space="preserve"> indipendenti per garantire stabilità statistica dei risultati, per un totale di oltre 50.000 combinazioni di addestramento e valutazione. I risultati rivelano pattern di degradazione differenziati: il label </w:t>
+        <w:t xml:space="preserve"> indipendenti</w:t>
+      </w:r>
+      <w:r>
+        <w:t xml:space="preserve"> per modalità di selezione delle feature al fine di</w:t>
+      </w:r>
+      <w:r>
+        <w:t xml:space="preserve"> garantire stabilità statistica dei risultati</w:t>
+      </w:r>
+      <w:r>
+        <w:t>.</w:t>
+      </w:r>
+    </w:p>
+    <w:p>
+      <w:pPr>
+        <w:spacing w:before="100" w:after="100" w:line="276" w:lineRule="auto"/>
+        <w:jc w:val="both"/>
+      </w:pPr>
+      <w:r>
+        <w:t xml:space="preserve">I risultati rivelano pattern di degradazione differenziati: il label </w:t>
       </w:r>
       <w:proofErr w:type="spellStart"/>
       <w:r>
@@ -387,8 +471,19 @@
         <w:pStyle w:val="Titolo2"/>
       </w:pPr>
       <w:r>
-        <w:t>1.1 Il Lavoro di Partenza: Relazione Architetture Dati</w:t>
-      </w:r>
+        <w:t>1.</w:t>
+      </w:r>
+      <w:r>
+        <w:t>1</w:t>
+      </w:r>
+      <w:r>
+        <w:t xml:space="preserve"> Motivazione: Perché Studiare il Data </w:t>
+      </w:r>
+      <w:proofErr w:type="spellStart"/>
+      <w:r>
+        <w:t>Poisoning</w:t>
+      </w:r>
+      <w:proofErr w:type="spellEnd"/>
     </w:p>
     <w:p>
       <w:pPr>
@@ -396,29 +491,22 @@
         <w:jc w:val="both"/>
       </w:pPr>
       <w:r>
-        <w:t xml:space="preserve">Il presente elaborato si colloca come naturale prosecuzione e approfondimento della relazione originale sviluppata per il corso di Architetture Dati, avente titolo "Neural Network + SVM – Wisconsin </w:t>
-      </w:r>
-      <w:proofErr w:type="spellStart"/>
-      <w:r>
-        <w:t>Breast</w:t>
-      </w:r>
-      <w:proofErr w:type="spellEnd"/>
-      <w:r>
-        <w:t xml:space="preserve"> Cancer Dataset". In tale contesto, il gruppo di ricerca aveva affrontato il problema della classificazione diagnostica del carcinoma mammario utilizzando tecniche di machine learning avanzate, con un approccio rigoroso che comprendeva analisi esplorativa approfondita, selezione delle feature, ottimizzazione </w:t>
-      </w:r>
-      <w:proofErr w:type="spellStart"/>
-      <w:r>
-        <w:t>iperparametrica</w:t>
-      </w:r>
-      <w:proofErr w:type="spellEnd"/>
-      <w:r>
-        <w:t xml:space="preserve"> e validazione statistica attraverso 30 ripetizioni indipendenti.</w:t>
-      </w:r>
-    </w:p>
-    <w:p>
-      <w:pPr>
-        <w:spacing w:before="80"/>
-      </w:pPr>
+        <w:t xml:space="preserve">Il data </w:t>
+      </w:r>
+      <w:proofErr w:type="spellStart"/>
+      <w:r>
+        <w:t>poisoning</w:t>
+      </w:r>
+      <w:proofErr w:type="spellEnd"/>
+      <w:r>
+        <w:t>, o avvelenamento dei dati, rappresenta una delle minacce più insidiose per i sistemi di machine learning in produzione. In ambito clinico, le fonti di corruzione dei dati sono molteplici e spesso difficilmente evitabili: errori umani nell'etichettatura dei campioni, variabilità nella misurazione delle caratteristiche citologiche, malfunzionamenti degli strumenti di acquisizione, manipolazioni intenzionali dei dati</w:t>
+      </w:r>
+      <w:r>
+        <w:t xml:space="preserve">, </w:t>
+      </w:r>
+      <w:r>
+        <w:t>migrazione e integrazione di dataset eterogenei e obsolescenza delle misurazioni nel tempo (data drift).</w:t>
+      </w:r>
     </w:p>
     <w:p>
       <w:pPr>
@@ -426,21 +514,22 @@
         <w:jc w:val="both"/>
       </w:pPr>
       <w:r>
-        <w:t xml:space="preserve">I principali risultati ottenuti nella fase baseline erano i seguenti: la configurazione SVM con kernel RBF applicata al dataset completo aveva raggiunto la massima accuracy media pari al 97.43% con una deviazione standard di 1.24%, e il massimo AUC-ROC di 0.9944. La combinazione ANN con PCA aveva invece ottenuto la minima variabilità (CV = 1.14%), identificandosi come la configurazione più stabile. Tutte le sei configurazioni testate — combinando SVM e ANN con dataset completo, PCA e feature </w:t>
-      </w:r>
-      <w:proofErr w:type="spellStart"/>
-      <w:r>
-        <w:t>selection</w:t>
-      </w:r>
-      <w:proofErr w:type="spellEnd"/>
-      <w:r>
-        <w:t xml:space="preserve"> manuale — avevano dimostrato performance clinicamente valide, con accuracy sempre superiore al 94% e AUC-ROC superiore a 0.984.</w:t>
-      </w:r>
-    </w:p>
-    <w:p>
-      <w:pPr>
-        <w:spacing w:before="80"/>
-      </w:pPr>
+        <w:t>Comprendere come e quanto velocemente un modello degradi al variare del tipo e dell'intensità di corruzione è dunque fondamentale non solo da una prospettiva teorica, ma anche per la progettazione di sistemi diagnostici robusti, per la definizione di soglie di qualità dei dati accettabili, e per la selezione dell'architettura di modello più resiliente per uno specifico contesto applicativo.</w:t>
+      </w:r>
+    </w:p>
+    <w:p>
+      <w:pPr>
+        <w:pStyle w:val="Titolo2"/>
+      </w:pPr>
+      <w:r>
+        <w:t>1.</w:t>
+      </w:r>
+      <w:r>
+        <w:t>2</w:t>
+      </w:r>
+      <w:r>
+        <w:t xml:space="preserve"> Obiettivi della Ricerca Estesa</w:t>
+      </w:r>
     </w:p>
     <w:p>
       <w:pPr>
@@ -448,82 +537,8 @@
         <w:jc w:val="both"/>
       </w:pPr>
       <w:r>
-        <w:t>Quella ricerca aveva tuttavia operato in condizioni ideali: dataset integro, feature di alta qualità, assenza di rumore sistematico. Un aspetto fondamentale della robustezza dei sistemi di machine learning in ambito clinico — la loro resistenza alla degradazione dei dati di addestramento — rimaneva inesplorato. È proprio questa lacuna che il presente lavoro si propone di colmare.</w:t>
-      </w:r>
-    </w:p>
-    <w:p>
-      <w:pPr>
-        <w:pStyle w:val="Titolo2"/>
-      </w:pPr>
-      <w:r>
-        <w:t xml:space="preserve">1.2 Motivazione: Perché Studiare il Data </w:t>
-      </w:r>
-      <w:proofErr w:type="spellStart"/>
-      <w:r>
-        <w:t>Poisoning</w:t>
-      </w:r>
-      <w:proofErr w:type="spellEnd"/>
-    </w:p>
-    <w:p>
-      <w:pPr>
-        <w:spacing w:before="100" w:after="100" w:line="276" w:lineRule="auto"/>
-        <w:jc w:val="both"/>
-      </w:pPr>
-      <w:r>
-        <w:t xml:space="preserve">Il data </w:t>
-      </w:r>
-      <w:proofErr w:type="spellStart"/>
-      <w:r>
-        <w:t>poisoning</w:t>
-      </w:r>
-      <w:proofErr w:type="spellEnd"/>
-      <w:r>
-        <w:t xml:space="preserve">, o avvelenamento dei dati, rappresenta una delle minacce più insidiose per i sistemi di machine learning in produzione. In ambito clinico, le fonti di corruzione dei dati sono molteplici e spesso difficilmente evitabili: errori umani nell'etichettatura dei campioni, variabilità inter-operatore nella misurazione delle caratteristiche citologiche, malfunzionamenti degli strumenti di acquisizione, manipolazioni intenzionali dei dati (attacchi </w:t>
-      </w:r>
-      <w:proofErr w:type="spellStart"/>
-      <w:r>
-        <w:t>adversariali</w:t>
-      </w:r>
-      <w:proofErr w:type="spellEnd"/>
-      <w:r>
-        <w:t>), migrazione e integrazione di dataset eterogenei, e obsolescenza delle misurazioni nel tempo (data drift).</w:t>
-      </w:r>
-    </w:p>
-    <w:p>
-      <w:pPr>
-        <w:spacing w:before="80"/>
-      </w:pPr>
-    </w:p>
-    <w:p>
-      <w:pPr>
-        <w:spacing w:before="100" w:after="100" w:line="276" w:lineRule="auto"/>
-        <w:jc w:val="both"/>
-      </w:pPr>
-      <w:r>
-        <w:t>Comprendere come e quanto velocemente un modello degradi al variare del tipo e dell'intensità di corruzione è dunque fondamentale non solo da una prospettiva teorica, ma anche per la progettazione di sistemi diagnostici robusti, per la definizione di soglie di qualità dei dati accettabili, e per la selezione dell'architettura di modello più resiliente per uno specifico contesto applicativo.</w:t>
-      </w:r>
-    </w:p>
-    <w:p>
-      <w:pPr>
-        <w:pStyle w:val="Titolo2"/>
-      </w:pPr>
-      <w:r>
-        <w:t>1.3 Obiettivi della Ricerca Estesa</w:t>
-      </w:r>
-    </w:p>
-    <w:p>
-      <w:pPr>
-        <w:spacing w:before="100" w:after="100" w:line="276" w:lineRule="auto"/>
-        <w:jc w:val="both"/>
-      </w:pPr>
-      <w:r>
         <w:t>La ricerca estesa si articola su quattro obiettivi principali:</w:t>
       </w:r>
-    </w:p>
-    <w:p>
-      <w:pPr>
-        <w:spacing w:before="60"/>
-      </w:pPr>
     </w:p>
     <w:p>
       <w:pPr>
@@ -535,7 +550,6 @@
         <w:spacing w:before="60" w:after="60" w:line="276" w:lineRule="auto"/>
       </w:pPr>
       <w:r>
-        <w:lastRenderedPageBreak/>
         <w:t xml:space="preserve">Implementare una pipeline sistematica di data </w:t>
       </w:r>
       <w:proofErr w:type="spellStart"/>
@@ -544,7 +558,13 @@
       </w:r>
       <w:proofErr w:type="spellEnd"/>
       <w:r>
-        <w:t xml:space="preserve"> che permetta di applicare in modo controllato e riproducibile quattro tipologie di corruzione a diverse intensità.</w:t>
+        <w:t xml:space="preserve"> che permetta di applicare in modo controllato e riproducibile </w:t>
+      </w:r>
+      <w:r>
+        <w:t>varie</w:t>
+      </w:r>
+      <w:r>
+        <w:t xml:space="preserve"> tipologie di corruzione a diverse intensità.</w:t>
       </w:r>
     </w:p>
     <w:p>
@@ -557,7 +577,15 @@
         <w:spacing w:before="60" w:after="60" w:line="276" w:lineRule="auto"/>
       </w:pPr>
       <w:r>
-        <w:t xml:space="preserve">Valutare quantitativamente l'impatto di ciascun tipo di corruzione sulle performance di tre famiglie di modelli (SVM, Random Forest, MLP), misurando accuracy, </w:t>
+        <w:t xml:space="preserve">Valutare quantitativamente l'impatto di ciascun tipo di corruzione sulle performance di tre famiglie di modelli (SVM, Random Forest, MLP), misurando </w:t>
+      </w:r>
+      <w:proofErr w:type="spellStart"/>
+      <w:r>
+        <w:t>accuracy</w:t>
+      </w:r>
+      <w:proofErr w:type="spellEnd"/>
+      <w:r>
+        <w:t xml:space="preserve">, </w:t>
       </w:r>
       <w:proofErr w:type="spellStart"/>
       <w:r>
@@ -687,13 +715,14 @@
       </w:r>
       <w:proofErr w:type="spellEnd"/>
       <w:r>
-        <w:t xml:space="preserve"> Hub, rappresenta il punto di partenza del progetto. Si tratta di un benchmark consolidato nella letteratura di machine learning biomedico, caratterizzato da 569 osservazioni citologiche e 30 feature predittive continue estratte da immagini digitalizzate di aspirati con ago sottile (FNA). La variabile target è binaria: M (Maligno, 212 casi, 37.3%) e B (Benigno, 357 casi, 62.7%).</w:t>
-      </w:r>
-    </w:p>
-    <w:p>
-      <w:pPr>
-        <w:spacing w:before="80"/>
-      </w:pPr>
+        <w:t xml:space="preserve"> Hub, rappresenta il punto di partenza del progetto. Si tratta di un benchmark consolidato nella letteratura di machine learning biomedico, caratterizzato da 569 osservazioni citologiche e 30 feature predittive continue estratte da immagini digitalizzate</w:t>
+      </w:r>
+      <w:r>
+        <w:t xml:space="preserve">. </w:t>
+      </w:r>
+      <w:r>
+        <w:t>La variabile target è binaria: M (Maligno, 212 casi, 37.3%) e B (Benigno, 357 casi, 62.7%).</w:t>
+      </w:r>
     </w:p>
     <w:p>
       <w:pPr>
@@ -717,31 +746,7 @@
       </w:r>
       <w:proofErr w:type="spellEnd"/>
       <w:r>
-        <w:t>). Come evidenziato nella relazione originale, le feature "_</w:t>
-      </w:r>
-      <w:proofErr w:type="spellStart"/>
-      <w:r>
-        <w:t>worst</w:t>
-      </w:r>
-      <w:proofErr w:type="spellEnd"/>
-      <w:r>
-        <w:t xml:space="preserve">" mostrano sistematicamente il maggiore potere discriminativo, con </w:t>
-      </w:r>
-      <w:proofErr w:type="spellStart"/>
-      <w:r>
-        <w:t>concave_points_worst</w:t>
-      </w:r>
-      <w:proofErr w:type="spellEnd"/>
-      <w:r>
-        <w:t xml:space="preserve"> in cima al ranking per </w:t>
-      </w:r>
-      <w:proofErr w:type="spellStart"/>
-      <w:r>
-        <w:t>combined</w:t>
-      </w:r>
-      <w:proofErr w:type="spellEnd"/>
-      <w:r>
-        <w:t xml:space="preserve"> score (0.894).</w:t>
+        <w:t>).</w:t>
       </w:r>
     </w:p>
     <w:p>
@@ -766,15 +771,7 @@
         <w:jc w:val="both"/>
       </w:pPr>
       <w:r>
-        <w:t xml:space="preserve">Il </w:t>
-      </w:r>
-      <w:proofErr w:type="spellStart"/>
-      <w:r>
-        <w:t>preprocessing</w:t>
-      </w:r>
-      <w:proofErr w:type="spellEnd"/>
-      <w:r>
-        <w:t xml:space="preserve"> iniziale segue fedelmente la pipeline della relazione base. Dopo la rimozione delle colonne non informative (id, Unnamed: 32), la codifica della variabile target tramite </w:t>
+        <w:t xml:space="preserve">la rimozione delle colonne non informative (id, Unnamed: 32), la codifica della variabile target tramite </w:t>
       </w:r>
       <w:proofErr w:type="spellStart"/>
       <w:r>
@@ -800,11 +797,6 @@
       <w:r>
         <w:t>=42. La stratificazione garantisce il mantenimento delle proporzioni delle classi in entrambi i subset.</w:t>
       </w:r>
-    </w:p>
-    <w:p>
-      <w:pPr>
-        <w:spacing w:before="80"/>
-      </w:pPr>
     </w:p>
     <w:p>
       <w:pPr>
@@ -812,7 +804,13 @@
         <w:jc w:val="both"/>
       </w:pPr>
       <w:r>
-        <w:t xml:space="preserve">La standardizzazione (StandardScaler) viene applicata in modo corretto: lo </w:t>
+        <w:t xml:space="preserve">La standardizzazione </w:t>
+      </w:r>
+      <w:r>
+        <w:t xml:space="preserve">viene applicata tramite </w:t>
+      </w:r>
+      <w:r>
+        <w:t xml:space="preserve">StandardScaler: lo </w:t>
       </w:r>
       <w:proofErr w:type="spellStart"/>
       <w:r>
@@ -903,11 +901,6 @@
       <w:r>
         <w:t xml:space="preserve"> features). Il terzo livello definisce l'intensità di corruzione (19 livelli da 0.05 a 0.95 con step 0.05, più la baseline pulita a livello 0).</w:t>
       </w:r>
-    </w:p>
-    <w:p>
-      <w:pPr>
-        <w:spacing w:before="80"/>
-      </w:pPr>
     </w:p>
     <w:p>
       <w:pPr>
@@ -960,12 +953,6 @@
         <w:gridCol w:w="9026"/>
       </w:tblGrid>
       <w:tr>
-        <w:tblPrEx>
-          <w:tblCellMar>
-            <w:top w:w="0" w:type="dxa"/>
-            <w:bottom w:w="0" w:type="dxa"/>
-          </w:tblCellMar>
-        </w:tblPrEx>
         <w:tc>
           <w:tcPr>
             <w:tcW w:w="9026" w:type="dxa"/>
@@ -1027,7 +1014,6 @@
                 <w:sz w:val="20"/>
                 <w:szCs w:val="20"/>
               </w:rPr>
-              <w:lastRenderedPageBreak/>
               <w:t>Schema del flusso: Dataset Originale → Selezione Feature → Corruzione → Standardizzazione → Training → Valutazione</w:t>
             </w:r>
           </w:p>
@@ -1047,7 +1033,6 @@
           <w:sz w:val="20"/>
           <w:szCs w:val="20"/>
         </w:rPr>
-        <w:lastRenderedPageBreak/>
         <w:t>Figura 1: Diagramma della pipeline sperimentale completa con i tre livelli di parametrizzazione.</w:t>
       </w:r>
     </w:p>
@@ -1442,12 +1427,6 @@
         <w:gridCol w:w="9026"/>
       </w:tblGrid>
       <w:tr>
-        <w:tblPrEx>
-          <w:tblCellMar>
-            <w:top w:w="0" w:type="dxa"/>
-            <w:bottom w:w="0" w:type="dxa"/>
-          </w:tblCellMar>
-        </w:tblPrEx>
         <w:tc>
           <w:tcPr>
             <w:tcW w:w="9026" w:type="dxa"/>
@@ -1853,12 +1832,6 @@
         <w:gridCol w:w="9026"/>
       </w:tblGrid>
       <w:tr>
-        <w:tblPrEx>
-          <w:tblCellMar>
-            <w:top w:w="0" w:type="dxa"/>
-            <w:bottom w:w="0" w:type="dxa"/>
-          </w:tblCellMar>
-        </w:tblPrEx>
         <w:tc>
           <w:tcPr>
             <w:tcW w:w="9026" w:type="dxa"/>
@@ -2523,12 +2496,6 @@
         <w:gridCol w:w="1693"/>
       </w:tblGrid>
       <w:tr>
-        <w:tblPrEx>
-          <w:tblCellMar>
-            <w:top w:w="0" w:type="dxa"/>
-            <w:bottom w:w="0" w:type="dxa"/>
-          </w:tblCellMar>
-        </w:tblPrEx>
         <w:tc>
           <w:tcPr>
             <w:tcW w:w="2256" w:type="dxa"/>
@@ -2696,12 +2663,6 @@
         </w:tc>
       </w:tr>
       <w:tr>
-        <w:tblPrEx>
-          <w:tblCellMar>
-            <w:top w:w="0" w:type="dxa"/>
-            <w:bottom w:w="0" w:type="dxa"/>
-          </w:tblCellMar>
-        </w:tblPrEx>
         <w:tc>
           <w:tcPr>
             <w:tcW w:w="2256" w:type="dxa"/>
@@ -2851,12 +2812,6 @@
         </w:tc>
       </w:tr>
       <w:tr>
-        <w:tblPrEx>
-          <w:tblCellMar>
-            <w:top w:w="0" w:type="dxa"/>
-            <w:bottom w:w="0" w:type="dxa"/>
-          </w:tblCellMar>
-        </w:tblPrEx>
         <w:tc>
           <w:tcPr>
             <w:tcW w:w="2256" w:type="dxa"/>
@@ -3006,12 +2961,6 @@
         </w:tc>
       </w:tr>
       <w:tr>
-        <w:tblPrEx>
-          <w:tblCellMar>
-            <w:top w:w="0" w:type="dxa"/>
-            <w:bottom w:w="0" w:type="dxa"/>
-          </w:tblCellMar>
-        </w:tblPrEx>
         <w:tc>
           <w:tcPr>
             <w:tcW w:w="2256" w:type="dxa"/>
@@ -3329,12 +3278,6 @@
         <w:gridCol w:w="9026"/>
       </w:tblGrid>
       <w:tr>
-        <w:tblPrEx>
-          <w:tblCellMar>
-            <w:top w:w="0" w:type="dxa"/>
-            <w:bottom w:w="0" w:type="dxa"/>
-          </w:tblCellMar>
-        </w:tblPrEx>
         <w:tc>
           <w:tcPr>
             <w:tcW w:w="9026" w:type="dxa"/>
@@ -3611,12 +3554,6 @@
         <w:gridCol w:w="9026"/>
       </w:tblGrid>
       <w:tr>
-        <w:tblPrEx>
-          <w:tblCellMar>
-            <w:top w:w="0" w:type="dxa"/>
-            <w:bottom w:w="0" w:type="dxa"/>
-          </w:tblCellMar>
-        </w:tblPrEx>
         <w:tc>
           <w:tcPr>
             <w:tcW w:w="9026" w:type="dxa"/>
@@ -3965,7 +3902,15 @@
       </w:r>
       <w:proofErr w:type="spellEnd"/>
       <w:r>
-        <w:t xml:space="preserve"> portano a pattern di training molto divergenti dal validation set interno, l'</w:t>
+        <w:t xml:space="preserve"> portano a pattern di training molto divergenti dal </w:t>
+      </w:r>
+      <w:proofErr w:type="spellStart"/>
+      <w:r>
+        <w:t>validation</w:t>
+      </w:r>
+      <w:proofErr w:type="spellEnd"/>
+      <w:r>
+        <w:t xml:space="preserve"> set interno, l'</w:t>
       </w:r>
       <w:proofErr w:type="spellStart"/>
       <w:r>
@@ -4025,12 +3970,6 @@
         <w:gridCol w:w="9026"/>
       </w:tblGrid>
       <w:tr>
-        <w:tblPrEx>
-          <w:tblCellMar>
-            <w:top w:w="0" w:type="dxa"/>
-            <w:bottom w:w="0" w:type="dxa"/>
-          </w:tblCellMar>
-        </w:tblPrEx>
         <w:tc>
           <w:tcPr>
             <w:tcW w:w="9026" w:type="dxa"/>
@@ -4399,12 +4338,6 @@
         <w:gridCol w:w="9026"/>
       </w:tblGrid>
       <w:tr>
-        <w:tblPrEx>
-          <w:tblCellMar>
-            <w:top w:w="0" w:type="dxa"/>
-            <w:bottom w:w="0" w:type="dxa"/>
-          </w:tblCellMar>
-        </w:tblPrEx>
         <w:tc>
           <w:tcPr>
             <w:tcW w:w="9026" w:type="dxa"/>
@@ -4720,12 +4653,6 @@
         <w:gridCol w:w="9026"/>
       </w:tblGrid>
       <w:tr>
-        <w:tblPrEx>
-          <w:tblCellMar>
-            <w:top w:w="0" w:type="dxa"/>
-            <w:bottom w:w="0" w:type="dxa"/>
-          </w:tblCellMar>
-        </w:tblPrEx>
         <w:tc>
           <w:tcPr>
             <w:tcW w:w="9026" w:type="dxa"/>
@@ -4868,12 +4795,6 @@
         <w:gridCol w:w="1786"/>
       </w:tblGrid>
       <w:tr>
-        <w:tblPrEx>
-          <w:tblCellMar>
-            <w:top w:w="0" w:type="dxa"/>
-            <w:bottom w:w="0" w:type="dxa"/>
-          </w:tblCellMar>
-        </w:tblPrEx>
         <w:tc>
           <w:tcPr>
             <w:tcW w:w="1882" w:type="dxa"/>
@@ -5041,12 +4962,6 @@
         </w:tc>
       </w:tr>
       <w:tr>
-        <w:tblPrEx>
-          <w:tblCellMar>
-            <w:top w:w="0" w:type="dxa"/>
-            <w:bottom w:w="0" w:type="dxa"/>
-          </w:tblCellMar>
-        </w:tblPrEx>
         <w:tc>
           <w:tcPr>
             <w:tcW w:w="1882" w:type="dxa"/>
@@ -5205,12 +5120,6 @@
         </w:tc>
       </w:tr>
       <w:tr>
-        <w:tblPrEx>
-          <w:tblCellMar>
-            <w:top w:w="0" w:type="dxa"/>
-            <w:bottom w:w="0" w:type="dxa"/>
-          </w:tblCellMar>
-        </w:tblPrEx>
         <w:tc>
           <w:tcPr>
             <w:tcW w:w="1882" w:type="dxa"/>
@@ -5378,12 +5287,6 @@
         </w:tc>
       </w:tr>
       <w:tr>
-        <w:tblPrEx>
-          <w:tblCellMar>
-            <w:top w:w="0" w:type="dxa"/>
-            <w:bottom w:w="0" w:type="dxa"/>
-          </w:tblCellMar>
-        </w:tblPrEx>
         <w:tc>
           <w:tcPr>
             <w:tcW w:w="1882" w:type="dxa"/>
@@ -5542,12 +5445,6 @@
         </w:tc>
       </w:tr>
       <w:tr>
-        <w:tblPrEx>
-          <w:tblCellMar>
-            <w:top w:w="0" w:type="dxa"/>
-            <w:bottom w:w="0" w:type="dxa"/>
-          </w:tblCellMar>
-        </w:tblPrEx>
         <w:tc>
           <w:tcPr>
             <w:tcW w:w="1882" w:type="dxa"/>
@@ -5706,12 +5603,6 @@
         </w:tc>
       </w:tr>
       <w:tr>
-        <w:tblPrEx>
-          <w:tblCellMar>
-            <w:top w:w="0" w:type="dxa"/>
-            <w:bottom w:w="0" w:type="dxa"/>
-          </w:tblCellMar>
-        </w:tblPrEx>
         <w:tc>
           <w:tcPr>
             <w:tcW w:w="1882" w:type="dxa"/>
@@ -5938,21 +5829,8 @@
       </w:r>
       <w:proofErr w:type="spellEnd"/>
       <w:r>
-        <w:t xml:space="preserve"> 3 features" mostra sistematicamente la maggiore robustezza relativa: corrompere le feature meno informative produce impatti minimi. La modalità "best </w:t>
-      </w:r>
-      <w:proofErr w:type="gramStart"/>
-      <w:r>
-        <w:t>3</w:t>
-      </w:r>
-      <w:proofErr w:type="gramEnd"/>
-      <w:r>
-        <w:t xml:space="preserve"> features" è invece quella più vulnerabile a questi attacchi, confermando che concentrare la corruzione sulle feature più discriminative massimizza il danno.</w:t>
-      </w:r>
-    </w:p>
-    <w:p>
-      <w:pPr>
-        <w:spacing w:before="80"/>
-      </w:pPr>
+        <w:t xml:space="preserve"> 3 features" mostra sistematicamente la maggiore robustezza relativa: corrompere le feature meno informative produce impatti minimi. La modalità "best 3 features" è invece quella più vulnerabile a questi attacchi, confermando che concentrare la corruzione sulle feature più discriminative massimizza il danno.</w:t>
+      </w:r>
     </w:p>
     <w:p>
       <w:pPr>
@@ -6002,11 +5880,6 @@
       <w:r>
         <w:t xml:space="preserve"> 3" ancora leggermente avvantaggiata.</w:t>
       </w:r>
-    </w:p>
-    <w:p>
-      <w:pPr>
-        <w:spacing w:before="80"/>
-      </w:pPr>
     </w:p>
     <w:p>
       <w:pPr>
@@ -6051,12 +5924,6 @@
         <w:gridCol w:w="9026"/>
       </w:tblGrid>
       <w:tr>
-        <w:tblPrEx>
-          <w:tblCellMar>
-            <w:top w:w="0" w:type="dxa"/>
-            <w:bottom w:w="0" w:type="dxa"/>
-          </w:tblCellMar>
-        </w:tblPrEx>
         <w:tc>
           <w:tcPr>
             <w:tcW w:w="9026" w:type="dxa"/>
@@ -6299,11 +6166,6 @@
     </w:p>
     <w:p>
       <w:pPr>
-        <w:spacing w:before="80"/>
-      </w:pPr>
-    </w:p>
-    <w:p>
-      <w:pPr>
         <w:spacing w:before="100" w:after="100" w:line="276" w:lineRule="auto"/>
         <w:jc w:val="both"/>
       </w:pPr>
@@ -6344,6 +6206,15 @@
       </w:pPr>
     </w:p>
     <w:p>
+      <w:pPr>
+        <w:rPr>
+          <w:b/>
+          <w:bCs/>
+          <w:color w:val="1A365D"/>
+          <w:sz w:val="32"/>
+          <w:szCs w:val="32"/>
+        </w:rPr>
+      </w:pPr>
       <w:r>
         <w:br w:type="page"/>
       </w:r>
@@ -6363,7 +6234,10 @@
         <w:pStyle w:val="Titolo2"/>
       </w:pPr>
       <w:r>
-        <w:t>7.1 Collegamento con la Relazione Base</w:t>
+        <w:t xml:space="preserve">7.1 </w:t>
+      </w:r>
+      <w:r>
+        <w:t>Relazione rispetto alla baseline</w:t>
       </w:r>
     </w:p>
     <w:p>
@@ -6372,29 +6246,43 @@
         <w:jc w:val="both"/>
       </w:pPr>
       <w:r>
-        <w:t xml:space="preserve">Il confronto tra i risultati della relazione base e quelli del presente studio evidenzia due aspetti complementari della robustezza: la relazione originale dimostrava che, in condizioni ideali, SVM con kernel RBF raggiungeva performance eccellenti (AUC-ROC 0.994). Il presente studio dimostra che tali performance sono fragili rispetto a forme anche moderate di data </w:t>
-      </w:r>
-      <w:proofErr w:type="spellStart"/>
-      <w:r>
-        <w:t>poisoning</w:t>
-      </w:r>
-      <w:proofErr w:type="spellEnd"/>
-      <w:r>
-        <w:t xml:space="preserve"> — specificamente il label </w:t>
-      </w:r>
-      <w:proofErr w:type="spellStart"/>
-      <w:r>
-        <w:t>flipping</w:t>
-      </w:r>
-      <w:proofErr w:type="spellEnd"/>
-      <w:r>
-        <w:t>.</w:t>
-      </w:r>
-    </w:p>
-    <w:p>
-      <w:pPr>
-        <w:spacing w:before="80"/>
-      </w:pPr>
+        <w:t>La</w:t>
+      </w:r>
+      <w:r>
+        <w:t xml:space="preserve"> gerarchia di performance dei modelli si inverte parzialmente in presenza di corruzione: mentre nella baseline SVM &gt; Random Forest &gt; MLP in termini di accuracy assoluta, in presenza di </w:t>
+      </w:r>
+      <w:proofErr w:type="spellStart"/>
+      <w:r>
+        <w:t>gaussian</w:t>
+      </w:r>
+      <w:proofErr w:type="spellEnd"/>
+      <w:r>
+        <w:t xml:space="preserve"> </w:t>
+      </w:r>
+      <w:proofErr w:type="spellStart"/>
+      <w:r>
+        <w:t>noise</w:t>
+      </w:r>
+      <w:proofErr w:type="spellEnd"/>
+      <w:r>
+        <w:t xml:space="preserve"> e </w:t>
+      </w:r>
+      <w:proofErr w:type="spellStart"/>
+      <w:r>
+        <w:t>outlier</w:t>
+      </w:r>
+      <w:proofErr w:type="spellEnd"/>
+      <w:r>
+        <w:t xml:space="preserve"> il Random Forest supera SVM, che diventa il modello più vulnerabile. Questo risultato mette in discussione la scelta della configurazione ottimale unicamente sulla base delle performance baseline, suggerendo invece di integrare criteri di robustezza nella selezione del modello.</w:t>
+      </w:r>
+    </w:p>
+    <w:p>
+      <w:pPr>
+        <w:pStyle w:val="Titolo2"/>
+      </w:pPr>
+      <w:r>
+        <w:t>7.2 Implicazioni per il Deployment Clinico</w:t>
+      </w:r>
     </w:p>
     <w:p>
       <w:pPr>
@@ -6402,39 +6290,23 @@
         <w:jc w:val="both"/>
       </w:pPr>
       <w:r>
-        <w:t xml:space="preserve">In particolare, si nota che la gerarchia di performance dei modelli si inverte parzialmente in presenza di corruzione: mentre nella baseline SVM &gt; Random Forest &gt; MLP in termini di accuracy assoluta, in presenza di </w:t>
-      </w:r>
-      <w:proofErr w:type="spellStart"/>
-      <w:r>
-        <w:t>gaussian</w:t>
-      </w:r>
-      <w:proofErr w:type="spellEnd"/>
-      <w:r>
-        <w:t xml:space="preserve"> </w:t>
-      </w:r>
-      <w:proofErr w:type="spellStart"/>
-      <w:r>
-        <w:t>noise</w:t>
-      </w:r>
-      <w:proofErr w:type="spellEnd"/>
-      <w:r>
-        <w:t xml:space="preserve"> e </w:t>
-      </w:r>
-      <w:proofErr w:type="spellStart"/>
-      <w:r>
-        <w:t>outlier</w:t>
-      </w:r>
-      <w:proofErr w:type="spellEnd"/>
-      <w:r>
-        <w:t xml:space="preserve"> il Random Forest supera SVM, che diventa il modello più vulnerabile. Questo risultato mette in discussione la scelta della configurazione ottimale unicamente sulla base delle performance baseline, suggerendo invece di integrare criteri di robustezza nella selezione del modello.</w:t>
-      </w:r>
-    </w:p>
-    <w:p>
-      <w:pPr>
-        <w:pStyle w:val="Titolo2"/>
-      </w:pPr>
-      <w:r>
-        <w:t>7.2 Implicazioni per il Deployment Clinico</w:t>
+        <w:t xml:space="preserve">I risultati del presente studio hanno implicazioni dirette per il deployment di sistemi di machine learning in contesti diagnostici reali. Prima di tutto, è necessario implementare meccanismi di monitoraggio continuo della qualità dei dati di training: sistemi di </w:t>
+      </w:r>
+      <w:proofErr w:type="spellStart"/>
+      <w:r>
+        <w:t>early</w:t>
+      </w:r>
+      <w:proofErr w:type="spellEnd"/>
+      <w:r>
+        <w:t xml:space="preserve"> warning che rilevino derive nelle distribuzioni delle feature o nell'equilibrio delle classi potrebbero identificare precocemente tentativi di data </w:t>
+      </w:r>
+      <w:proofErr w:type="spellStart"/>
+      <w:r>
+        <w:t>poisoning</w:t>
+      </w:r>
+      <w:proofErr w:type="spellEnd"/>
+      <w:r>
+        <w:t xml:space="preserve"> o derive naturali nella qualità dei dati.</w:t>
       </w:r>
     </w:p>
     <w:p>
@@ -6443,29 +6315,32 @@
         <w:jc w:val="both"/>
       </w:pPr>
       <w:r>
-        <w:t xml:space="preserve">I risultati del presente studio hanno implicazioni dirette per il deployment di sistemi di machine learning in contesti diagnostici reali. Prima di tutto, è necessario implementare meccanismi di monitoraggio continuo della qualità dei dati di training: sistemi di </w:t>
-      </w:r>
-      <w:proofErr w:type="spellStart"/>
-      <w:r>
-        <w:t>early</w:t>
-      </w:r>
-      <w:proofErr w:type="spellEnd"/>
-      <w:r>
-        <w:t xml:space="preserve"> warning che rilevino derive nelle distribuzioni delle feature o nell'equilibrio delle classi potrebbero identificare precocemente tentativi di data </w:t>
-      </w:r>
-      <w:proofErr w:type="spellStart"/>
-      <w:r>
-        <w:t>poisoning</w:t>
-      </w:r>
-      <w:proofErr w:type="spellEnd"/>
-      <w:r>
-        <w:t xml:space="preserve"> o derive naturali nella qualità dei dati.</w:t>
-      </w:r>
-    </w:p>
-    <w:p>
-      <w:pPr>
-        <w:spacing w:before="80"/>
-      </w:pPr>
+        <w:t xml:space="preserve">In secondo luogo, la scelta del modello dovrebbe essere guidata non solo dalle performance baseline ma anche dalla robustezza attesa nel contesto specifico. Se il rischio principale è un'alta variabilità strumentale (simulata dal </w:t>
+      </w:r>
+      <w:proofErr w:type="spellStart"/>
+      <w:r>
+        <w:t>gaussian</w:t>
+      </w:r>
+      <w:proofErr w:type="spellEnd"/>
+      <w:r>
+        <w:t xml:space="preserve"> </w:t>
+      </w:r>
+      <w:proofErr w:type="spellStart"/>
+      <w:r>
+        <w:t>noise</w:t>
+      </w:r>
+      <w:proofErr w:type="spellEnd"/>
+      <w:r>
+        <w:t xml:space="preserve">), il Random Forest rappresenta la scelta più sicura. Se il rischio è legato a errori di refertazione sistematici (label </w:t>
+      </w:r>
+      <w:proofErr w:type="spellStart"/>
+      <w:r>
+        <w:t>flipping</w:t>
+      </w:r>
+      <w:proofErr w:type="spellEnd"/>
+      <w:r>
+        <w:t>), nessun modello è intrinsecamente più robusto degli altri: in questo caso, meccanismi di verifica della qualità delle etichette diventano fondamentali.</w:t>
+      </w:r>
     </w:p>
     <w:p>
       <w:pPr>
@@ -6473,11 +6348,19 @@
         <w:jc w:val="both"/>
       </w:pPr>
       <w:r>
-        <w:t xml:space="preserve">In secondo luogo, la scelta del modello dovrebbe essere guidata non solo dalle performance baseline ma anche dalla robustezza attesa nel contesto specifico. Se il rischio principale è un'alta variabilità strumentale (simulata dal </w:t>
-      </w:r>
-      <w:proofErr w:type="spellStart"/>
-      <w:r>
-        <w:t>gaussian</w:t>
+        <w:t xml:space="preserve">Infine, i risultati suggeriscono che soglie di tolleranza del 10-15% di corruzione possono essere accettabili per la maggior parte degli attacchi alle feature, ma anche solo il 5-10% di label </w:t>
+      </w:r>
+      <w:proofErr w:type="spellStart"/>
+      <w:r>
+        <w:t>flipping</w:t>
+      </w:r>
+      <w:proofErr w:type="spellEnd"/>
+      <w:r>
+        <w:t xml:space="preserve"> può già compromettere significativamente le performance. Le procedure di </w:t>
+      </w:r>
+      <w:proofErr w:type="spellStart"/>
+      <w:r>
+        <w:t>quality</w:t>
       </w:r>
       <w:proofErr w:type="spellEnd"/>
       <w:r>
@@ -6485,25 +6368,20 @@
       </w:r>
       <w:proofErr w:type="spellStart"/>
       <w:r>
-        <w:t>noise</w:t>
-      </w:r>
-      <w:proofErr w:type="spellEnd"/>
-      <w:r>
-        <w:t xml:space="preserve">), il Random Forest rappresenta la scelta più sicura. Se il rischio è legato a errori di refertazione sistematici (label </w:t>
-      </w:r>
-      <w:proofErr w:type="spellStart"/>
-      <w:r>
-        <w:t>flipping</w:t>
-      </w:r>
-      <w:proofErr w:type="spellEnd"/>
-      <w:r>
-        <w:t>), nessun modello è intrinsecamente più robusto degli altri: in questo caso, meccanismi di verifica della qualità delle etichette diventano fondamentali.</w:t>
-      </w:r>
-    </w:p>
-    <w:p>
-      <w:pPr>
-        <w:spacing w:before="80"/>
-      </w:pPr>
+        <w:t>assurance</w:t>
+      </w:r>
+      <w:proofErr w:type="spellEnd"/>
+      <w:r>
+        <w:t xml:space="preserve"> per l'etichettatura dei dati dovrebbero pertanto essere particolarmente stringenti.</w:t>
+      </w:r>
+    </w:p>
+    <w:p>
+      <w:pPr>
+        <w:pStyle w:val="Titolo2"/>
+      </w:pPr>
+      <w:r>
+        <w:t>7.3 Limitazioni dello Studio</w:t>
+      </w:r>
     </w:p>
     <w:p>
       <w:pPr>
@@ -6511,19 +6389,19 @@
         <w:jc w:val="both"/>
       </w:pPr>
       <w:r>
-        <w:t xml:space="preserve">Infine, i risultati suggeriscono che soglie di tolleranza del 10-15% di corruzione possono essere accettabili per la maggior parte degli attacchi alle feature, ma anche solo il 5-10% di label </w:t>
-      </w:r>
-      <w:proofErr w:type="spellStart"/>
-      <w:r>
-        <w:t>flipping</w:t>
-      </w:r>
-      <w:proofErr w:type="spellEnd"/>
-      <w:r>
-        <w:t xml:space="preserve"> può già compromettere significativamente le performance. Le procedure di </w:t>
-      </w:r>
-      <w:proofErr w:type="spellStart"/>
-      <w:r>
-        <w:t>quality</w:t>
+        <w:t xml:space="preserve">Nonostante la sistematicità e la riproducibilità della campagna sperimentale, lo studio presenta alcune limitazioni che devono essere esplicitamente riconosciute. Prima di tutto, la libreria </w:t>
+      </w:r>
+      <w:proofErr w:type="spellStart"/>
+      <w:r>
+        <w:t>Pucktrick</w:t>
+      </w:r>
+      <w:proofErr w:type="spellEnd"/>
+      <w:r>
+        <w:t xml:space="preserve"> introduce una specifica implementazione dei metodi di corruzione che potrebbe non catturare tutte le sfumature degli scenari reali. In particolare, il </w:t>
+      </w:r>
+      <w:proofErr w:type="spellStart"/>
+      <w:r>
+        <w:t>gaussian</w:t>
       </w:r>
       <w:proofErr w:type="spellEnd"/>
       <w:r>
@@ -6531,19 +6409,19 @@
       </w:r>
       <w:proofErr w:type="spellStart"/>
       <w:r>
-        <w:t>assurance</w:t>
-      </w:r>
-      <w:proofErr w:type="spellEnd"/>
-      <w:r>
-        <w:t xml:space="preserve"> per l'etichettatura dei dati dovrebbero pertanto essere particolarmente stringenti.</w:t>
-      </w:r>
-    </w:p>
-    <w:p>
-      <w:pPr>
-        <w:pStyle w:val="Titolo2"/>
-      </w:pPr>
-      <w:r>
-        <w:t>7.3 Limitazioni dello Studio</w:t>
+        <w:t>noise</w:t>
+      </w:r>
+      <w:proofErr w:type="spellEnd"/>
+      <w:r>
+        <w:t xml:space="preserve"> implementato con </w:t>
+      </w:r>
+      <w:proofErr w:type="spellStart"/>
+      <w:r>
+        <w:t>distribution</w:t>
+      </w:r>
+      <w:proofErr w:type="spellEnd"/>
+      <w:r>
+        <w:t>="random" potrebbe differire da forme di rumore più realistiche come il rumore bianco gaussiano con varianza proporzionale alla varianza originale della feature.</w:t>
       </w:r>
     </w:p>
     <w:p>
@@ -6552,19 +6430,11 @@
         <w:jc w:val="both"/>
       </w:pPr>
       <w:r>
-        <w:t xml:space="preserve">Nonostante la sistematicità e la riproducibilità della campagna sperimentale, lo studio presenta alcune limitazioni che devono essere esplicitamente riconosciute. Prima di tutto, la libreria </w:t>
-      </w:r>
-      <w:proofErr w:type="spellStart"/>
-      <w:r>
-        <w:t>Pucktrick</w:t>
-      </w:r>
-      <w:proofErr w:type="spellEnd"/>
-      <w:r>
-        <w:t xml:space="preserve"> introduce una specifica implementazione dei metodi di corruzione che potrebbe non catturare tutte le sfumature degli scenari reali. In particolare, il </w:t>
-      </w:r>
-      <w:proofErr w:type="spellStart"/>
-      <w:r>
-        <w:t>gaussian</w:t>
+        <w:t>In secondo luogo, l'imputazione a zero per i valori mancanti rappresenta una strategia sub-ottimale e volutamente pessimistica. Strategie più sofisticate (</w:t>
+      </w:r>
+      <w:proofErr w:type="spellStart"/>
+      <w:r>
+        <w:t>mean</w:t>
       </w:r>
       <w:proofErr w:type="spellEnd"/>
       <w:r>
@@ -6572,25 +6442,52 @@
       </w:r>
       <w:proofErr w:type="spellStart"/>
       <w:r>
-        <w:t>noise</w:t>
-      </w:r>
-      <w:proofErr w:type="spellEnd"/>
-      <w:r>
-        <w:t xml:space="preserve"> implementato con </w:t>
-      </w:r>
-      <w:proofErr w:type="spellStart"/>
-      <w:r>
-        <w:t>distribution</w:t>
-      </w:r>
-      <w:proofErr w:type="spellEnd"/>
-      <w:r>
-        <w:t>="random" potrebbe differire da forme di rumore più realistiche come il rumore bianco gaussiano con varianza proporzionale alla varianza originale della feature.</w:t>
-      </w:r>
-    </w:p>
-    <w:p>
-      <w:pPr>
-        <w:spacing w:before="80"/>
-      </w:pPr>
+        <w:t>imputation</w:t>
+      </w:r>
+      <w:proofErr w:type="spellEnd"/>
+      <w:r>
+        <w:t xml:space="preserve">, k-NN </w:t>
+      </w:r>
+      <w:proofErr w:type="spellStart"/>
+      <w:r>
+        <w:t>imputation</w:t>
+      </w:r>
+      <w:proofErr w:type="spellEnd"/>
+      <w:r>
+        <w:t xml:space="preserve">, MICE) avrebbero probabilmente mitigato significativamente l'impatto dei </w:t>
+      </w:r>
+      <w:proofErr w:type="spellStart"/>
+      <w:r>
+        <w:t>missing</w:t>
+      </w:r>
+      <w:proofErr w:type="spellEnd"/>
+      <w:r>
+        <w:t xml:space="preserve"> </w:t>
+      </w:r>
+      <w:proofErr w:type="spellStart"/>
+      <w:r>
+        <w:t>values</w:t>
+      </w:r>
+      <w:proofErr w:type="spellEnd"/>
+      <w:r>
+        <w:t xml:space="preserve">, rendendo i risultati meno generalizzabili a contesti con imputazione avanzata. Terzo, il test set rimane invariato in tutti gli esperimenti: scenari reali di </w:t>
+      </w:r>
+      <w:proofErr w:type="spellStart"/>
+      <w:r>
+        <w:t>distributional</w:t>
+      </w:r>
+      <w:proofErr w:type="spellEnd"/>
+      <w:r>
+        <w:t xml:space="preserve"> shift colpirebbero anche il set di valutazione, portando a degradazioni potenzialmente più severe.</w:t>
+      </w:r>
+    </w:p>
+    <w:p>
+      <w:pPr>
+        <w:pStyle w:val="Titolo2"/>
+      </w:pPr>
+      <w:r>
+        <w:t>7.4 Prospettive Future</w:t>
+      </w:r>
     </w:p>
     <w:p>
       <w:pPr>
@@ -6598,63 +6495,7 @@
         <w:jc w:val="both"/>
       </w:pPr>
       <w:r>
-        <w:t xml:space="preserve">In secondo luogo, l'imputazione a zero per i valori mancanti rappresenta una strategia sub-ottimale e volutamente pessimistica. Strategie più sofisticate (mean </w:t>
-      </w:r>
-      <w:proofErr w:type="spellStart"/>
-      <w:r>
-        <w:t>imputation</w:t>
-      </w:r>
-      <w:proofErr w:type="spellEnd"/>
-      <w:r>
-        <w:t xml:space="preserve">, k-NN </w:t>
-      </w:r>
-      <w:proofErr w:type="spellStart"/>
-      <w:r>
-        <w:t>imputation</w:t>
-      </w:r>
-      <w:proofErr w:type="spellEnd"/>
-      <w:r>
-        <w:t xml:space="preserve">, MICE) avrebbero probabilmente mitigato significativamente l'impatto dei </w:t>
-      </w:r>
-      <w:proofErr w:type="spellStart"/>
-      <w:r>
-        <w:t>missing</w:t>
-      </w:r>
-      <w:proofErr w:type="spellEnd"/>
-      <w:r>
-        <w:t xml:space="preserve"> </w:t>
-      </w:r>
-      <w:proofErr w:type="spellStart"/>
-      <w:r>
-        <w:t>values</w:t>
-      </w:r>
-      <w:proofErr w:type="spellEnd"/>
-      <w:r>
-        <w:t xml:space="preserve">, rendendo i risultati meno generalizzabili a contesti con imputazione avanzata. Terzo, il test set rimane invariato in tutti gli esperimenti: scenari reali di </w:t>
-      </w:r>
-      <w:proofErr w:type="spellStart"/>
-      <w:r>
-        <w:t>distributional</w:t>
-      </w:r>
-      <w:proofErr w:type="spellEnd"/>
-      <w:r>
-        <w:t xml:space="preserve"> shift colpirebbero anche il set di valutazione, portando a degradazioni potenzialmente più severe.</w:t>
-      </w:r>
-    </w:p>
-    <w:p>
-      <w:pPr>
-        <w:pStyle w:val="Titolo2"/>
-      </w:pPr>
-      <w:r>
-        <w:t>7.4 Prospettive Future</w:t>
-      </w:r>
-    </w:p>
-    <w:p>
-      <w:pPr>
-        <w:spacing w:before="100" w:after="100" w:line="276" w:lineRule="auto"/>
-        <w:jc w:val="both"/>
-      </w:pPr>
-      <w:r>
+        <w:lastRenderedPageBreak/>
         <w:t xml:space="preserve">Sviluppi naturali di questo lavoro includono: l'implementazione di meccanismi di difesa contro il data </w:t>
       </w:r>
       <w:proofErr w:type="spellStart"/>
@@ -6756,11 +6597,6 @@
     </w:p>
     <w:p>
       <w:pPr>
-        <w:spacing w:before="80"/>
-      </w:pPr>
-    </w:p>
-    <w:p>
-      <w:pPr>
         <w:spacing w:before="100" w:after="100" w:line="276" w:lineRule="auto"/>
         <w:jc w:val="both"/>
       </w:pPr>
@@ -6794,11 +6630,6 @@
     </w:p>
     <w:p>
       <w:pPr>
-        <w:spacing w:before="80"/>
-      </w:pPr>
-    </w:p>
-    <w:p>
-      <w:pPr>
         <w:spacing w:before="100" w:after="100" w:line="276" w:lineRule="auto"/>
         <w:jc w:val="both"/>
       </w:pPr>
@@ -6837,11 +6668,6 @@
       <w:r>
         <w:t xml:space="preserve"> Cancer Dataset, grazie alla sua alta separabilità intrinseca e alla natura coerente (se distorsiva) dell'imputazione a zero.</w:t>
       </w:r>
-    </w:p>
-    <w:p>
-      <w:pPr>
-        <w:spacing w:before="80"/>
-      </w:pPr>
     </w:p>
     <w:p>
       <w:pPr>
@@ -6891,11 +6717,6 @@
       <w:r>
         <w:t>Il notebook è organizzato nelle seguenti sezioni principali:</w:t>
       </w:r>
-    </w:p>
-    <w:p>
-      <w:pPr>
-        <w:spacing w:before="60"/>
-      </w:pPr>
     </w:p>
     <w:p>
       <w:pPr>
@@ -7225,12 +7046,6 @@
         <w:gridCol w:w="741"/>
       </w:tblGrid>
       <w:tr>
-        <w:tblPrEx>
-          <w:tblCellMar>
-            <w:top w:w="0" w:type="dxa"/>
-            <w:bottom w:w="0" w:type="dxa"/>
-          </w:tblCellMar>
-        </w:tblPrEx>
         <w:tc>
           <w:tcPr>
             <w:tcW w:w="751" w:type="dxa"/>
@@ -7629,12 +7444,6 @@
         </w:tc>
       </w:tr>
       <w:tr>
-        <w:tblPrEx>
-          <w:tblCellMar>
-            <w:top w:w="0" w:type="dxa"/>
-            <w:bottom w:w="0" w:type="dxa"/>
-          </w:tblCellMar>
-        </w:tblPrEx>
         <w:tc>
           <w:tcPr>
             <w:tcW w:w="751" w:type="dxa"/>
@@ -8025,11 +7834,6 @@
     </w:p>
     <w:p>
       <w:pPr>
-        <w:spacing w:before="60"/>
-      </w:pPr>
-    </w:p>
-    <w:p>
-      <w:pPr>
         <w:pStyle w:val="Paragrafoelenco"/>
         <w:numPr>
           <w:ilvl w:val="0"/>
@@ -8206,7 +8010,6 @@
         <w:spacing w:before="60" w:after="60" w:line="276" w:lineRule="auto"/>
       </w:pPr>
       <w:r>
-        <w:lastRenderedPageBreak/>
         <w:t>Figura 9: Effetto della modalità di selezione delle feature sulla robustezza</w:t>
       </w:r>
     </w:p>
@@ -8222,11 +8025,6 @@
       <w:r>
         <w:t>Appendice D – Riferimenti Bibliografici</w:t>
       </w:r>
-    </w:p>
-    <w:p>
-      <w:pPr>
-        <w:spacing w:before="60"/>
-      </w:pPr>
     </w:p>
     <w:p>
       <w:pPr>
@@ -8351,27 +8149,6 @@
       </w:r>
       <w:r>
         <w:t>SPIE International Symposium on Electronic Imaging, 1905, 861–870.</w:t>
-      </w:r>
-    </w:p>
-    <w:p>
-      <w:pPr>
-        <w:pStyle w:val="Paragrafoelenco"/>
-        <w:numPr>
-          <w:ilvl w:val="0"/>
-          <w:numId w:val="2"/>
-        </w:numPr>
-        <w:spacing w:before="60" w:after="60" w:line="276" w:lineRule="auto"/>
-      </w:pPr>
-      <w:r>
-        <w:t xml:space="preserve">[6] Relazione Architetture Dati – Neural Network + SVM, Wisconsin </w:t>
-      </w:r>
-      <w:proofErr w:type="spellStart"/>
-      <w:r>
-        <w:t>Breast</w:t>
-      </w:r>
-      <w:proofErr w:type="spellEnd"/>
-      <w:r>
-        <w:t xml:space="preserve"> Cancer Dataset. Rancati, Piovanelli, Pina. Anno Accademico 2024/2025.</w:t>
       </w:r>
     </w:p>
     <w:sectPr>
@@ -8420,7 +8197,25 @@
         <w:sz w:val="18"/>
         <w:szCs w:val="18"/>
       </w:rPr>
-      <w:t xml:space="preserve">Rancati · Piovanelli · Pina  –  </w:t>
+      <w:t xml:space="preserve">Rancati · Piovanelli · </w:t>
+    </w:r>
+    <w:proofErr w:type="gramStart"/>
+    <w:r>
+      <w:rPr>
+        <w:color w:val="718096"/>
+        <w:sz w:val="18"/>
+        <w:szCs w:val="18"/>
+      </w:rPr>
+      <w:t>Pina  –</w:t>
+    </w:r>
+    <w:proofErr w:type="gramEnd"/>
+    <w:r>
+      <w:rPr>
+        <w:color w:val="718096"/>
+        <w:sz w:val="18"/>
+        <w:szCs w:val="18"/>
+      </w:rPr>
+      <w:t xml:space="preserve">  </w:t>
     </w:r>
     <w:r>
       <w:rPr>
@@ -8501,7 +8296,23 @@
         <w:sz w:val="18"/>
         <w:szCs w:val="18"/>
       </w:rPr>
-      <w:t>Robustezza dei Modelli ML all'Avvelenamento del Dataset  |  Architetture Dati</w:t>
+      <w:t xml:space="preserve">Robustezza dei Modelli </w:t>
+    </w:r>
+    <w:r>
+      <w:rPr>
+        <w:color w:val="718096"/>
+        <w:sz w:val="18"/>
+        <w:szCs w:val="18"/>
+      </w:rPr>
+      <w:t>di Machine Learning</w:t>
+    </w:r>
+    <w:r>
+      <w:rPr>
+        <w:color w:val="718096"/>
+        <w:sz w:val="18"/>
+        <w:szCs w:val="18"/>
+      </w:rPr>
+      <w:t xml:space="preserve"> all'Avvelenamento del Dataset | Architetture Dati</w:t>
     </w:r>
   </w:p>
 </w:hdr>
@@ -9331,6 +9142,48 @@
       <w:szCs w:val="20"/>
     </w:rPr>
   </w:style>
+  <w:style w:type="paragraph" w:styleId="Intestazione">
+    <w:name w:val="header"/>
+    <w:basedOn w:val="Normale"/>
+    <w:link w:val="IntestazioneCarattere"/>
+    <w:uiPriority w:val="99"/>
+    <w:unhideWhenUsed/>
+    <w:rsid w:val="00BF4AD2"/>
+    <w:pPr>
+      <w:tabs>
+        <w:tab w:val="center" w:pos="4819"/>
+        <w:tab w:val="right" w:pos="9638"/>
+      </w:tabs>
+    </w:pPr>
+  </w:style>
+  <w:style w:type="character" w:customStyle="1" w:styleId="IntestazioneCarattere">
+    <w:name w:val="Intestazione Carattere"/>
+    <w:basedOn w:val="Carpredefinitoparagrafo"/>
+    <w:link w:val="Intestazione"/>
+    <w:uiPriority w:val="99"/>
+    <w:rsid w:val="00BF4AD2"/>
+  </w:style>
+  <w:style w:type="paragraph" w:styleId="Pidipagina">
+    <w:name w:val="footer"/>
+    <w:basedOn w:val="Normale"/>
+    <w:link w:val="PidipaginaCarattere"/>
+    <w:uiPriority w:val="99"/>
+    <w:unhideWhenUsed/>
+    <w:rsid w:val="00BF4AD2"/>
+    <w:pPr>
+      <w:tabs>
+        <w:tab w:val="center" w:pos="4819"/>
+        <w:tab w:val="right" w:pos="9638"/>
+      </w:tabs>
+    </w:pPr>
+  </w:style>
+  <w:style w:type="character" w:customStyle="1" w:styleId="PidipaginaCarattere">
+    <w:name w:val="Piè di pagina Carattere"/>
+    <w:basedOn w:val="Carpredefinitoparagrafo"/>
+    <w:link w:val="Pidipagina"/>
+    <w:uiPriority w:val="99"/>
+    <w:rsid w:val="00BF4AD2"/>
+  </w:style>
 </w:styles>
 </file>
 

--- a/Relazione_DataPoisoning_Architetture_Dati.docx
+++ b/Relazione_DataPoisoning_Architetture_Dati.docx
@@ -4,13 +4,14 @@
   <w:body>
     <w:p>
       <w:pPr>
-        <w:spacing w:before="2000"/>
-      </w:pPr>
-    </w:p>
-    <w:p>
-      <w:pPr>
-        <w:spacing w:after="240"/>
-        <w:jc w:val="center"/>
+        <w:spacing w:before="2000" w:line="276" w:lineRule="auto"/>
+        <w:jc w:val="both"/>
+      </w:pPr>
+    </w:p>
+    <w:p>
+      <w:pPr>
+        <w:spacing w:after="240" w:line="276" w:lineRule="auto"/>
+        <w:jc w:val="both"/>
       </w:pPr>
       <w:r>
         <w:rPr>
@@ -31,8 +32,8 @@
     </w:p>
     <w:p>
       <w:pPr>
-        <w:spacing w:after="80"/>
-        <w:jc w:val="center"/>
+        <w:spacing w:after="80" w:line="276" w:lineRule="auto"/>
+        <w:jc w:val="both"/>
       </w:pPr>
       <w:r>
         <w:rPr>
@@ -47,13 +48,14 @@
     </w:p>
     <w:p>
       <w:pPr>
-        <w:spacing w:before="400"/>
-      </w:pPr>
-    </w:p>
-    <w:p>
-      <w:pPr>
-        <w:spacing w:after="120"/>
-        <w:jc w:val="center"/>
+        <w:spacing w:before="400" w:line="276" w:lineRule="auto"/>
+        <w:jc w:val="both"/>
+      </w:pPr>
+    </w:p>
+    <w:p>
+      <w:pPr>
+        <w:spacing w:after="120" w:line="276" w:lineRule="auto"/>
+        <w:jc w:val="both"/>
       </w:pPr>
       <w:r>
         <w:rPr>
@@ -81,8 +83,8 @@
     </w:p>
     <w:p>
       <w:pPr>
-        <w:spacing w:before="80" w:after="320"/>
-        <w:jc w:val="center"/>
+        <w:spacing w:before="80" w:after="320" w:line="276" w:lineRule="auto"/>
+        <w:jc w:val="both"/>
       </w:pPr>
       <w:r>
         <w:rPr>
@@ -119,8 +121,8 @@
     </w:p>
     <w:p>
       <w:pPr>
-        <w:spacing w:after="80"/>
-        <w:jc w:val="center"/>
+        <w:spacing w:after="80" w:line="276" w:lineRule="auto"/>
+        <w:jc w:val="both"/>
       </w:pPr>
       <w:r>
         <w:rPr>
@@ -133,13 +135,14 @@
     </w:p>
     <w:p>
       <w:pPr>
-        <w:spacing w:before="320"/>
-      </w:pPr>
-    </w:p>
-    <w:p>
-      <w:pPr>
-        <w:spacing w:after="80"/>
-        <w:jc w:val="center"/>
+        <w:spacing w:before="320" w:line="276" w:lineRule="auto"/>
+        <w:jc w:val="both"/>
+      </w:pPr>
+    </w:p>
+    <w:p>
+      <w:pPr>
+        <w:spacing w:after="80" w:line="276" w:lineRule="auto"/>
+        <w:jc w:val="both"/>
       </w:pPr>
       <w:r>
         <w:rPr>
@@ -154,8 +157,8 @@
     </w:p>
     <w:p>
       <w:pPr>
-        <w:spacing w:after="60"/>
-        <w:jc w:val="center"/>
+        <w:spacing w:after="60" w:line="276" w:lineRule="auto"/>
+        <w:jc w:val="both"/>
       </w:pPr>
       <w:r>
         <w:rPr>
@@ -186,8 +189,8 @@
     </w:p>
     <w:p>
       <w:pPr>
-        <w:spacing w:after="60"/>
-        <w:jc w:val="center"/>
+        <w:spacing w:after="60" w:line="276" w:lineRule="auto"/>
+        <w:jc w:val="both"/>
       </w:pPr>
       <w:r>
         <w:rPr>
@@ -200,8 +203,8 @@
     </w:p>
     <w:p>
       <w:pPr>
-        <w:spacing w:after="320"/>
-        <w:jc w:val="center"/>
+        <w:spacing w:after="320" w:line="276" w:lineRule="auto"/>
+        <w:jc w:val="both"/>
       </w:pPr>
       <w:r>
         <w:rPr>
@@ -214,8 +217,8 @@
     </w:p>
     <w:p>
       <w:pPr>
-        <w:spacing w:after="80"/>
-        <w:jc w:val="center"/>
+        <w:spacing w:after="80" w:line="276" w:lineRule="auto"/>
+        <w:jc w:val="both"/>
       </w:pPr>
       <w:r>
         <w:rPr>
@@ -243,6 +246,10 @@
       </w:r>
     </w:p>
     <w:p>
+      <w:pPr>
+        <w:spacing w:line="276" w:lineRule="auto"/>
+        <w:jc w:val="both"/>
+      </w:pPr>
       <w:r>
         <w:br w:type="page"/>
       </w:r>
@@ -250,7 +257,8 @@
     <w:p>
       <w:pPr>
         <w:pStyle w:val="Titolo1"/>
-        <w:spacing w:before="320" w:after="160"/>
+        <w:spacing w:before="320" w:after="160" w:line="276" w:lineRule="auto"/>
+        <w:jc w:val="both"/>
       </w:pPr>
       <w:r>
         <w:lastRenderedPageBreak/>
@@ -271,10 +279,7 @@
       </w:r>
       <w:proofErr w:type="spellEnd"/>
       <w:r>
-        <w:t xml:space="preserve"> all’interno del dataset </w:t>
-      </w:r>
-      <w:r>
-        <w:t xml:space="preserve">per la diagnosi del carcinoma mammario Wisconsin </w:t>
+        <w:t xml:space="preserve"> all’interno del dataset per la diagnosi del carcinoma mammario Wisconsin </w:t>
       </w:r>
       <w:proofErr w:type="spellStart"/>
       <w:r>
@@ -291,10 +296,7 @@
         <w:jc w:val="both"/>
       </w:pPr>
       <w:r>
-        <w:t xml:space="preserve">Viene introdotta </w:t>
-      </w:r>
-      <w:r>
-        <w:t xml:space="preserve">una fase critica e sistematica di data </w:t>
+        <w:t xml:space="preserve">Viene introdotta una fase sistematica di data </w:t>
       </w:r>
       <w:proofErr w:type="spellStart"/>
       <w:r>
@@ -311,7 +313,13 @@
         <w:jc w:val="both"/>
       </w:pPr>
       <w:r>
-        <w:t xml:space="preserve">Sono stati implementati quattro distinti metodi di corruzione — label </w:t>
+        <w:t xml:space="preserve">Sono stati implementati </w:t>
+      </w:r>
+      <w:r>
+        <w:t>nove</w:t>
+      </w:r>
+      <w:r>
+        <w:t xml:space="preserve"> distinti metodi di corruzione — label </w:t>
       </w:r>
       <w:proofErr w:type="spellStart"/>
       <w:r>
@@ -321,21 +329,19 @@
       <w:r>
         <w:t xml:space="preserve">, </w:t>
       </w:r>
-      <w:proofErr w:type="spellStart"/>
-      <w:r>
-        <w:t>gaussian</w:t>
-      </w:r>
-      <w:proofErr w:type="spellEnd"/>
-      <w:r>
-        <w:t xml:space="preserve"> </w:t>
-      </w:r>
-      <w:proofErr w:type="spellStart"/>
-      <w:r>
-        <w:t>noise</w:t>
-      </w:r>
-      <w:proofErr w:type="spellEnd"/>
-      <w:r>
-        <w:t xml:space="preserve">, iniezione di </w:t>
+      <w:r>
+        <w:t xml:space="preserve">rumore </w:t>
+      </w:r>
+      <w:proofErr w:type="spellStart"/>
+      <w:r>
+        <w:t>gaussiamo</w:t>
+      </w:r>
+      <w:proofErr w:type="spellEnd"/>
+      <w:r>
+        <w:t xml:space="preserve">, </w:t>
+      </w:r>
+      <w:r>
+        <w:t xml:space="preserve">introduzione di </w:t>
       </w:r>
       <w:proofErr w:type="spellStart"/>
       <w:r>
@@ -343,21 +349,44 @@
       </w:r>
       <w:proofErr w:type="spellEnd"/>
       <w:r>
-        <w:t>, e introduzione di valori mancanti — applicati a tre diverse modalità di selezione delle feature (</w:t>
-      </w:r>
-      <w:proofErr w:type="spellStart"/>
-      <w:r>
-        <w:t>all</w:t>
-      </w:r>
-      <w:proofErr w:type="spellEnd"/>
-      <w:r>
-        <w:t xml:space="preserve"> features, best 3, </w:t>
-      </w:r>
-      <w:proofErr w:type="spellStart"/>
-      <w:r>
-        <w:t>worst</w:t>
-      </w:r>
-      <w:proofErr w:type="spellEnd"/>
+        <w:t>,</w:t>
+      </w:r>
+      <w:r>
+        <w:t xml:space="preserve"> introduzione di valori mancanti, data drift, feature swapping, </w:t>
+      </w:r>
+      <w:r>
+        <w:t>drop randomico di feature, azzeramento delle feature migliori</w:t>
+      </w:r>
+      <w:r>
+        <w:t xml:space="preserve"> e introduzione di </w:t>
+      </w:r>
+      <w:r>
+        <w:t xml:space="preserve">duplicati </w:t>
+      </w:r>
+      <w:r>
+        <w:t xml:space="preserve">— applicati a tre diverse modalità di selezione delle feature </w:t>
+      </w:r>
+      <w:r>
+        <w:t xml:space="preserve">da alterare </w:t>
+      </w:r>
+      <w:r>
+        <w:t>(</w:t>
+      </w:r>
+      <w:r>
+        <w:t>tutte</w:t>
+      </w:r>
+      <w:r>
+        <w:t xml:space="preserve">, </w:t>
+      </w:r>
+      <w:r>
+        <w:t>migliori</w:t>
+      </w:r>
+      <w:r>
+        <w:t xml:space="preserve"> 3, </w:t>
+      </w:r>
+      <w:r>
+        <w:t>peggiori</w:t>
+      </w:r>
       <w:r>
         <w:t xml:space="preserve"> 3) e a livelli di intensità </w:t>
       </w:r>
@@ -365,7 +394,13 @@
         <w:t xml:space="preserve">variabili </w:t>
       </w:r>
       <w:r>
-        <w:t>dal 5% al 95%.</w:t>
+        <w:t>dal</w:t>
+      </w:r>
+      <w:r>
+        <w:t>lo 0</w:t>
+      </w:r>
+      <w:r>
+        <w:t>% al 95%.</w:t>
       </w:r>
     </w:p>
     <w:p>
@@ -408,29 +443,25 @@
       </w:r>
       <w:proofErr w:type="spellEnd"/>
       <w:r>
-        <w:t xml:space="preserve"> risulta l'attacco più devastante, capace di ridurre la F1-Score a valori prossimi a zero già al 50% di corruzione; il </w:t>
-      </w:r>
-      <w:proofErr w:type="spellStart"/>
-      <w:r>
-        <w:t>gaussian</w:t>
-      </w:r>
-      <w:proofErr w:type="spellEnd"/>
-      <w:r>
-        <w:t xml:space="preserve"> </w:t>
-      </w:r>
-      <w:proofErr w:type="spellStart"/>
-      <w:r>
-        <w:t>noise</w:t>
-      </w:r>
-      <w:proofErr w:type="spellEnd"/>
-      <w:r>
-        <w:t xml:space="preserve"> e gli </w:t>
-      </w:r>
-      <w:proofErr w:type="spellStart"/>
-      <w:r>
-        <w:t>outlier</w:t>
-      </w:r>
-      <w:proofErr w:type="spellEnd"/>
+        <w:t xml:space="preserve"> risulta l'attacco più devastante</w:t>
+      </w:r>
+      <w:r>
+        <w:t xml:space="preserve"> per tutti i modelli</w:t>
+      </w:r>
+      <w:r>
+        <w:t>, capace di ridurre la F1-Score a valori prossimi a zero già al 50% di corruzione;</w:t>
+      </w:r>
+      <w:r>
+        <w:t xml:space="preserve"> il </w:t>
+      </w:r>
+      <w:proofErr w:type="spellStart"/>
+      <w:r>
+        <w:t>top_k_drop</w:t>
+      </w:r>
+      <w:proofErr w:type="spellEnd"/>
+      <w:r>
+        <w:t xml:space="preserve"> e il rumore gaussiano danneggiano principalmente MLP e le altre modalità</w:t>
+      </w:r>
       <w:r>
         <w:t xml:space="preserve"> producono degradazioni graduali e </w:t>
       </w:r>
@@ -440,18 +471,20 @@
       </w:r>
       <w:proofErr w:type="spellEnd"/>
       <w:r>
-        <w:t xml:space="preserve"> percepite dai tre modelli; i valori mancanti — opportunamente imputati — mostrano il minore impatto complessivo.</w:t>
-      </w:r>
-    </w:p>
-    <w:p>
-      <w:pPr>
-        <w:pBdr>
-          <w:bottom w:val="single" w:sz="2" w:space="1" w:color="2B5EA7"/>
-        </w:pBdr>
-        <w:spacing w:before="200" w:after="200"/>
-      </w:pPr>
-    </w:p>
-    <w:p>
+        <w:t xml:space="preserve"> percepite dai tre modelli; i valori </w:t>
+      </w:r>
+      <w:r>
+        <w:t>duplicati</w:t>
+      </w:r>
+      <w:r>
+        <w:t xml:space="preserve"> mostrano il minore impatto complessivo.</w:t>
+      </w:r>
+    </w:p>
+    <w:p>
+      <w:pPr>
+        <w:spacing w:line="276" w:lineRule="auto"/>
+        <w:jc w:val="both"/>
+      </w:pPr>
       <w:r>
         <w:br w:type="page"/>
       </w:r>
@@ -459,7 +492,8 @@
     <w:p>
       <w:pPr>
         <w:pStyle w:val="Titolo1"/>
-        <w:spacing w:before="320" w:after="160"/>
+        <w:spacing w:before="320" w:after="160" w:line="276" w:lineRule="auto"/>
+        <w:jc w:val="both"/>
       </w:pPr>
       <w:r>
         <w:lastRenderedPageBreak/>
@@ -469,6 +503,8 @@
     <w:p>
       <w:pPr>
         <w:pStyle w:val="Titolo2"/>
+        <w:spacing w:line="276" w:lineRule="auto"/>
+        <w:jc w:val="both"/>
       </w:pPr>
       <w:r>
         <w:t>1.</w:t>
@@ -499,7 +535,16 @@
       </w:r>
       <w:proofErr w:type="spellEnd"/>
       <w:r>
-        <w:t>, o avvelenamento dei dati, rappresenta una delle minacce più insidiose per i sistemi di machine learning in produzione. In ambito clinico, le fonti di corruzione dei dati sono molteplici e spesso difficilmente evitabili: errori umani nell'etichettatura dei campioni, variabilità nella misurazione delle caratteristiche citologiche, malfunzionamenti degli strumenti di acquisizione, manipolazioni intenzionali dei dati</w:t>
+        <w:t>, o avvelenamento dei dati, rappresenta una delle minacce più insidiose per i sistemi di machine learning in produzione.</w:t>
+      </w:r>
+    </w:p>
+    <w:p>
+      <w:pPr>
+        <w:spacing w:before="100" w:after="100" w:line="276" w:lineRule="auto"/>
+        <w:jc w:val="both"/>
+      </w:pPr>
+      <w:r>
+        <w:t>In ambito clinico, le fonti di corruzione dei dati sono molteplici e spesso difficilmente evitabili: errori umani nell'etichettatura dei campioni, variabilità nella misurazione delle caratteristiche citologiche, malfunzionamenti degli strumenti di acquisizione, manipolazioni intenzionali dei dati</w:t>
       </w:r>
       <w:r>
         <w:t xml:space="preserve">, </w:t>
@@ -520,6 +565,8 @@
     <w:p>
       <w:pPr>
         <w:pStyle w:val="Titolo2"/>
+        <w:spacing w:line="276" w:lineRule="auto"/>
+        <w:jc w:val="both"/>
       </w:pPr>
       <w:r>
         <w:t>1.</w:t>
@@ -548,6 +595,7 @@
           <w:numId w:val="2"/>
         </w:numPr>
         <w:spacing w:before="60" w:after="60" w:line="276" w:lineRule="auto"/>
+        <w:jc w:val="both"/>
       </w:pPr>
       <w:r>
         <w:t xml:space="preserve">Implementare una pipeline sistematica di data </w:t>
@@ -575,6 +623,7 @@
           <w:numId w:val="2"/>
         </w:numPr>
         <w:spacing w:before="60" w:after="60" w:line="276" w:lineRule="auto"/>
+        <w:jc w:val="both"/>
       </w:pPr>
       <w:r>
         <w:t xml:space="preserve">Valutare quantitativamente l'impatto di ciascun tipo di corruzione sulle performance di tre famiglie di modelli (SVM, Random Forest, MLP), misurando </w:t>
@@ -604,6 +653,7 @@
           <w:numId w:val="2"/>
         </w:numPr>
         <w:spacing w:before="60" w:after="60" w:line="276" w:lineRule="auto"/>
+        <w:jc w:val="both"/>
       </w:pPr>
       <w:r>
         <w:t>Analizzare l'interazione tra strategia di selezione delle feature (</w:t>
@@ -633,6 +683,7 @@
           <w:numId w:val="2"/>
         </w:numPr>
         <w:spacing w:before="60" w:after="60" w:line="276" w:lineRule="auto"/>
+        <w:jc w:val="both"/>
       </w:pPr>
       <w:r>
         <w:t>Identificare i metodi di corruzione più critici, le soglie di deterioramento significativo delle performance, e i modelli più robusti, per fornire raccomandazioni pratiche per l'implementazione clinica.</w:t>
@@ -640,13 +691,9 @@
     </w:p>
     <w:p>
       <w:pPr>
-        <w:pBdr>
-          <w:bottom w:val="single" w:sz="2" w:space="1" w:color="2B5EA7"/>
-        </w:pBdr>
-        <w:spacing w:before="200" w:after="200"/>
-      </w:pPr>
-    </w:p>
-    <w:p>
+        <w:spacing w:line="276" w:lineRule="auto"/>
+        <w:jc w:val="both"/>
+      </w:pPr>
       <w:r>
         <w:br w:type="page"/>
       </w:r>
@@ -654,7 +701,8 @@
     <w:p>
       <w:pPr>
         <w:pStyle w:val="Titolo1"/>
-        <w:spacing w:before="320" w:after="160"/>
+        <w:spacing w:before="320" w:after="160" w:line="276" w:lineRule="auto"/>
+        <w:jc w:val="both"/>
       </w:pPr>
       <w:r>
         <w:lastRenderedPageBreak/>
@@ -672,6 +720,8 @@
     <w:p>
       <w:pPr>
         <w:pStyle w:val="Titolo2"/>
+        <w:spacing w:line="276" w:lineRule="auto"/>
+        <w:jc w:val="both"/>
       </w:pPr>
       <w:r>
         <w:t xml:space="preserve">2.1 Wisconsin </w:t>
@@ -752,6 +802,8 @@
     <w:p>
       <w:pPr>
         <w:pStyle w:val="Titolo2"/>
+        <w:spacing w:line="276" w:lineRule="auto"/>
+        <w:jc w:val="both"/>
       </w:pPr>
       <w:r>
         <w:t xml:space="preserve">2.2 </w:t>
@@ -832,6 +884,8 @@
     <w:p>
       <w:pPr>
         <w:pStyle w:val="Titolo2"/>
+        <w:spacing w:line="276" w:lineRule="auto"/>
+        <w:jc w:val="both"/>
       </w:pPr>
       <w:r>
         <w:t>2.3 Architettura della Pipeline Sperimentale</w:t>
@@ -929,7 +983,8 @@
     </w:p>
     <w:p>
       <w:pPr>
-        <w:spacing w:before="160"/>
+        <w:spacing w:before="160" w:line="276" w:lineRule="auto"/>
+        <w:jc w:val="both"/>
       </w:pPr>
     </w:p>
     <w:tbl>
@@ -973,8 +1028,8 @@
           </w:tcPr>
           <w:p>
             <w:pPr>
-              <w:spacing w:before="80" w:after="40"/>
-              <w:jc w:val="center"/>
+              <w:spacing w:before="80" w:after="40" w:line="276" w:lineRule="auto"/>
+              <w:jc w:val="both"/>
             </w:pPr>
             <w:r>
               <w:rPr>
@@ -989,8 +1044,8 @@
           </w:p>
           <w:p>
             <w:pPr>
-              <w:spacing w:before="40" w:after="40"/>
-              <w:jc w:val="center"/>
+              <w:spacing w:before="40" w:after="40" w:line="276" w:lineRule="auto"/>
+              <w:jc w:val="both"/>
             </w:pPr>
             <w:r>
               <w:rPr>
@@ -1003,8 +1058,8 @@
           </w:p>
           <w:p>
             <w:pPr>
-              <w:spacing w:before="20" w:after="80"/>
-              <w:jc w:val="center"/>
+              <w:spacing w:before="20" w:after="80" w:line="276" w:lineRule="auto"/>
+              <w:jc w:val="both"/>
             </w:pPr>
             <w:r>
               <w:rPr>
@@ -1022,8 +1077,8 @@
     </w:tbl>
     <w:p>
       <w:pPr>
-        <w:spacing w:before="60" w:after="160"/>
-        <w:jc w:val="center"/>
+        <w:spacing w:before="60" w:after="160" w:line="276" w:lineRule="auto"/>
+        <w:jc w:val="both"/>
       </w:pPr>
       <w:r>
         <w:rPr>
@@ -1041,18 +1096,25 @@
         <w:pBdr>
           <w:bottom w:val="single" w:sz="2" w:space="1" w:color="2B5EA7"/>
         </w:pBdr>
-        <w:spacing w:before="200" w:after="200"/>
-      </w:pPr>
-    </w:p>
-    <w:p>
-      <w:r>
+        <w:spacing w:before="200" w:after="200" w:line="276" w:lineRule="auto"/>
+        <w:jc w:val="both"/>
+      </w:pPr>
+    </w:p>
+    <w:p>
+      <w:pPr>
+        <w:spacing w:line="276" w:lineRule="auto"/>
+        <w:jc w:val="both"/>
+      </w:pPr>
+      <w:r>
+        <w:lastRenderedPageBreak/>
         <w:br w:type="page"/>
       </w:r>
     </w:p>
     <w:p>
       <w:pPr>
         <w:pStyle w:val="Titolo1"/>
-        <w:spacing w:before="320" w:after="160"/>
+        <w:spacing w:before="320" w:after="160" w:line="276" w:lineRule="auto"/>
+        <w:jc w:val="both"/>
       </w:pPr>
       <w:r>
         <w:lastRenderedPageBreak/>
@@ -1126,12 +1188,15 @@
     </w:p>
     <w:p>
       <w:pPr>
-        <w:spacing w:before="120"/>
+        <w:spacing w:before="120" w:line="276" w:lineRule="auto"/>
+        <w:jc w:val="both"/>
       </w:pPr>
     </w:p>
     <w:p>
       <w:pPr>
         <w:pStyle w:val="Titolo2"/>
+        <w:spacing w:line="276" w:lineRule="auto"/>
+        <w:jc w:val="both"/>
       </w:pPr>
       <w:r>
         <w:t xml:space="preserve">3.1 Label </w:t>
@@ -1212,7 +1277,8 @@
     </w:p>
     <w:p>
       <w:pPr>
-        <w:spacing w:before="80"/>
+        <w:spacing w:before="80" w:line="276" w:lineRule="auto"/>
+        <w:jc w:val="both"/>
       </w:pPr>
     </w:p>
     <w:p>
@@ -1251,6 +1317,8 @@
     <w:p>
       <w:pPr>
         <w:pStyle w:val="Titolo2"/>
+        <w:spacing w:line="276" w:lineRule="auto"/>
+        <w:jc w:val="both"/>
       </w:pPr>
       <w:r>
         <w:t xml:space="preserve">3.2 </w:t>
@@ -1323,7 +1391,8 @@
     </w:p>
     <w:p>
       <w:pPr>
-        <w:spacing w:before="80"/>
+        <w:spacing w:before="80" w:line="276" w:lineRule="auto"/>
+        <w:jc w:val="both"/>
       </w:pPr>
     </w:p>
     <w:p>
@@ -1369,7 +1438,8 @@
     </w:p>
     <w:p>
       <w:pPr>
-        <w:spacing w:before="80"/>
+        <w:spacing w:before="80" w:line="276" w:lineRule="auto"/>
+        <w:jc w:val="both"/>
       </w:pPr>
     </w:p>
     <w:p>
@@ -1403,7 +1473,8 @@
     </w:p>
     <w:p>
       <w:pPr>
-        <w:spacing w:before="160"/>
+        <w:spacing w:before="160" w:line="276" w:lineRule="auto"/>
+        <w:jc w:val="both"/>
       </w:pPr>
     </w:p>
     <w:tbl>
@@ -1447,8 +1518,8 @@
           </w:tcPr>
           <w:p>
             <w:pPr>
-              <w:spacing w:before="80" w:after="40"/>
-              <w:jc w:val="center"/>
+              <w:spacing w:before="80" w:after="40" w:line="276" w:lineRule="auto"/>
+              <w:jc w:val="both"/>
             </w:pPr>
             <w:r>
               <w:rPr>
@@ -1463,8 +1534,8 @@
           </w:p>
           <w:p>
             <w:pPr>
-              <w:spacing w:before="40" w:after="40"/>
-              <w:jc w:val="center"/>
+              <w:spacing w:before="40" w:after="40" w:line="276" w:lineRule="auto"/>
+              <w:jc w:val="both"/>
             </w:pPr>
             <w:r>
               <w:rPr>
@@ -1505,8 +1576,8 @@
           </w:p>
           <w:p>
             <w:pPr>
-              <w:spacing w:before="20" w:after="80"/>
-              <w:jc w:val="center"/>
+              <w:spacing w:before="20" w:after="80" w:line="276" w:lineRule="auto"/>
+              <w:jc w:val="both"/>
             </w:pPr>
             <w:r>
               <w:rPr>
@@ -1524,8 +1595,8 @@
     </w:tbl>
     <w:p>
       <w:pPr>
-        <w:spacing w:before="60" w:after="160"/>
-        <w:jc w:val="center"/>
+        <w:spacing w:before="60" w:after="160" w:line="276" w:lineRule="auto"/>
+        <w:jc w:val="both"/>
       </w:pPr>
       <w:r>
         <w:rPr>
@@ -1541,6 +1612,8 @@
     <w:p>
       <w:pPr>
         <w:pStyle w:val="Titolo2"/>
+        <w:spacing w:line="276" w:lineRule="auto"/>
+        <w:jc w:val="both"/>
       </w:pPr>
       <w:r>
         <w:t xml:space="preserve">3.3 </w:t>
@@ -1629,7 +1702,8 @@
     </w:p>
     <w:p>
       <w:pPr>
-        <w:spacing w:before="80"/>
+        <w:spacing w:before="80" w:line="276" w:lineRule="auto"/>
+        <w:jc w:val="both"/>
       </w:pPr>
     </w:p>
     <w:p>
@@ -1667,7 +1741,8 @@
     </w:p>
     <w:p>
       <w:pPr>
-        <w:spacing w:before="80"/>
+        <w:spacing w:before="80" w:line="276" w:lineRule="auto"/>
+        <w:jc w:val="both"/>
       </w:pPr>
     </w:p>
     <w:p>
@@ -1690,6 +1765,8 @@
     <w:p>
       <w:pPr>
         <w:pStyle w:val="Titolo2"/>
+        <w:spacing w:line="276" w:lineRule="auto"/>
+        <w:jc w:val="both"/>
       </w:pPr>
       <w:r>
         <w:t xml:space="preserve">3.4 </w:t>
@@ -1778,7 +1855,8 @@
     </w:p>
     <w:p>
       <w:pPr>
-        <w:spacing w:before="80"/>
+        <w:spacing w:before="80" w:line="276" w:lineRule="auto"/>
+        <w:jc w:val="both"/>
       </w:pPr>
     </w:p>
     <w:p>
@@ -1808,7 +1886,8 @@
     </w:p>
     <w:p>
       <w:pPr>
-        <w:spacing w:before="160"/>
+        <w:spacing w:before="160" w:line="276" w:lineRule="auto"/>
+        <w:jc w:val="both"/>
       </w:pPr>
     </w:p>
     <w:tbl>
@@ -1852,8 +1931,8 @@
           </w:tcPr>
           <w:p>
             <w:pPr>
-              <w:spacing w:before="80" w:after="40"/>
-              <w:jc w:val="center"/>
+              <w:spacing w:before="80" w:after="40" w:line="276" w:lineRule="auto"/>
+              <w:jc w:val="both"/>
             </w:pPr>
             <w:r>
               <w:rPr>
@@ -1863,14 +1942,13 @@
                 <w:sz w:val="26"/>
                 <w:szCs w:val="26"/>
               </w:rPr>
-              <w:lastRenderedPageBreak/>
               <w:t>[ FIGURA ]</w:t>
             </w:r>
           </w:p>
           <w:p>
             <w:pPr>
-              <w:spacing w:before="40" w:after="40"/>
-              <w:jc w:val="center"/>
+              <w:spacing w:before="40" w:after="40" w:line="276" w:lineRule="auto"/>
+              <w:jc w:val="both"/>
             </w:pPr>
             <w:r>
               <w:rPr>
@@ -1883,8 +1961,8 @@
           </w:p>
           <w:p>
             <w:pPr>
-              <w:spacing w:before="20" w:after="80"/>
-              <w:jc w:val="center"/>
+              <w:spacing w:before="20" w:after="80" w:line="276" w:lineRule="auto"/>
+              <w:jc w:val="both"/>
             </w:pPr>
             <w:r>
               <w:rPr>
@@ -1990,8 +2068,8 @@
     </w:tbl>
     <w:p>
       <w:pPr>
-        <w:spacing w:before="60" w:after="160"/>
-        <w:jc w:val="center"/>
+        <w:spacing w:before="60" w:after="160" w:line="276" w:lineRule="auto"/>
+        <w:jc w:val="both"/>
       </w:pPr>
       <w:r>
         <w:rPr>
@@ -2031,10 +2109,15 @@
         <w:pBdr>
           <w:bottom w:val="single" w:sz="2" w:space="1" w:color="2B5EA7"/>
         </w:pBdr>
-        <w:spacing w:before="200" w:after="200"/>
-      </w:pPr>
-    </w:p>
-    <w:p>
+        <w:spacing w:before="200" w:after="200" w:line="276" w:lineRule="auto"/>
+        <w:jc w:val="both"/>
+      </w:pPr>
+    </w:p>
+    <w:p>
+      <w:pPr>
+        <w:spacing w:line="276" w:lineRule="auto"/>
+        <w:jc w:val="both"/>
+      </w:pPr>
       <w:r>
         <w:br w:type="page"/>
       </w:r>
@@ -2042,7 +2125,8 @@
     <w:p>
       <w:pPr>
         <w:pStyle w:val="Titolo1"/>
-        <w:spacing w:before="320" w:after="160"/>
+        <w:spacing w:before="320" w:after="160" w:line="276" w:lineRule="auto"/>
+        <w:jc w:val="both"/>
       </w:pPr>
       <w:r>
         <w:lastRenderedPageBreak/>
@@ -2052,6 +2136,8 @@
     <w:p>
       <w:pPr>
         <w:pStyle w:val="Titolo2"/>
+        <w:spacing w:line="276" w:lineRule="auto"/>
+        <w:jc w:val="both"/>
       </w:pPr>
       <w:r>
         <w:t xml:space="preserve">4.1 Support </w:t>
@@ -2108,7 +2194,8 @@
     </w:p>
     <w:p>
       <w:pPr>
-        <w:spacing w:before="80"/>
+        <w:spacing w:before="80" w:line="276" w:lineRule="auto"/>
+        <w:jc w:val="both"/>
       </w:pPr>
     </w:p>
     <w:p>
@@ -2147,6 +2234,8 @@
     <w:p>
       <w:pPr>
         <w:pStyle w:val="Titolo2"/>
+        <w:spacing w:line="276" w:lineRule="auto"/>
+        <w:jc w:val="both"/>
       </w:pPr>
       <w:r>
         <w:t>4.2 Random Forest</w:t>
@@ -2211,7 +2300,8 @@
     </w:p>
     <w:p>
       <w:pPr>
-        <w:spacing w:before="80"/>
+        <w:spacing w:before="80" w:line="276" w:lineRule="auto"/>
+        <w:jc w:val="both"/>
       </w:pPr>
     </w:p>
     <w:p>
@@ -2258,6 +2348,8 @@
     <w:p>
       <w:pPr>
         <w:pStyle w:val="Titolo2"/>
+        <w:spacing w:line="276" w:lineRule="auto"/>
+        <w:jc w:val="both"/>
         <w:rPr>
           <w:lang w:val="en-GB"/>
         </w:rPr>
@@ -2318,7 +2410,8 @@
     </w:p>
     <w:p>
       <w:pPr>
-        <w:spacing w:before="80"/>
+        <w:spacing w:before="80" w:line="276" w:lineRule="auto"/>
+        <w:jc w:val="both"/>
       </w:pPr>
     </w:p>
     <w:p>
@@ -2349,6 +2442,8 @@
     <w:p>
       <w:pPr>
         <w:pStyle w:val="Titolo2"/>
+        <w:spacing w:line="276" w:lineRule="auto"/>
+        <w:jc w:val="both"/>
       </w:pPr>
       <w:r>
         <w:lastRenderedPageBreak/>
@@ -2390,7 +2485,8 @@
     </w:p>
     <w:p>
       <w:pPr>
-        <w:spacing w:before="80"/>
+        <w:spacing w:before="80" w:line="276" w:lineRule="auto"/>
+        <w:jc w:val="both"/>
       </w:pPr>
     </w:p>
     <w:p>
@@ -2407,10 +2503,15 @@
         <w:pBdr>
           <w:bottom w:val="single" w:sz="2" w:space="1" w:color="2B5EA7"/>
         </w:pBdr>
-        <w:spacing w:before="200" w:after="200"/>
-      </w:pPr>
-    </w:p>
-    <w:p>
+        <w:spacing w:before="200" w:after="200" w:line="276" w:lineRule="auto"/>
+        <w:jc w:val="both"/>
+      </w:pPr>
+    </w:p>
+    <w:p>
+      <w:pPr>
+        <w:spacing w:line="276" w:lineRule="auto"/>
+        <w:jc w:val="both"/>
+      </w:pPr>
       <w:r>
         <w:br w:type="page"/>
       </w:r>
@@ -2418,7 +2519,8 @@
     <w:p>
       <w:pPr>
         <w:pStyle w:val="Titolo1"/>
-        <w:spacing w:before="320" w:after="160"/>
+        <w:spacing w:before="320" w:after="160" w:line="276" w:lineRule="auto"/>
+        <w:jc w:val="both"/>
       </w:pPr>
       <w:r>
         <w:lastRenderedPageBreak/>
@@ -2428,6 +2530,8 @@
     <w:p>
       <w:pPr>
         <w:pStyle w:val="Titolo2"/>
+        <w:spacing w:line="276" w:lineRule="auto"/>
+        <w:jc w:val="both"/>
       </w:pPr>
       <w:r>
         <w:t>5.1 Performance Baseline (Senza Corruzione)</w:t>
@@ -2468,7 +2572,8 @@
     </w:p>
     <w:p>
       <w:pPr>
-        <w:spacing w:before="120"/>
+        <w:spacing w:before="120" w:line="276" w:lineRule="auto"/>
+        <w:jc w:val="both"/>
       </w:pPr>
     </w:p>
     <w:tbl>
@@ -2515,7 +2620,8 @@
           </w:tcPr>
           <w:p>
             <w:pPr>
-              <w:jc w:val="center"/>
+              <w:spacing w:line="276" w:lineRule="auto"/>
+              <w:jc w:val="both"/>
             </w:pPr>
             <w:r>
               <w:rPr>
@@ -2548,7 +2654,8 @@
           </w:tcPr>
           <w:p>
             <w:pPr>
-              <w:jc w:val="center"/>
+              <w:spacing w:line="276" w:lineRule="auto"/>
+              <w:jc w:val="both"/>
             </w:pPr>
             <w:r>
               <w:rPr>
@@ -2581,7 +2688,8 @@
           </w:tcPr>
           <w:p>
             <w:pPr>
-              <w:jc w:val="center"/>
+              <w:spacing w:line="276" w:lineRule="auto"/>
+              <w:jc w:val="both"/>
             </w:pPr>
             <w:r>
               <w:rPr>
@@ -2614,7 +2722,8 @@
           </w:tcPr>
           <w:p>
             <w:pPr>
-              <w:jc w:val="center"/>
+              <w:spacing w:line="276" w:lineRule="auto"/>
+              <w:jc w:val="both"/>
             </w:pPr>
             <w:r>
               <w:rPr>
@@ -2647,7 +2756,8 @@
           </w:tcPr>
           <w:p>
             <w:pPr>
-              <w:jc w:val="center"/>
+              <w:spacing w:line="276" w:lineRule="auto"/>
+              <w:jc w:val="both"/>
             </w:pPr>
             <w:r>
               <w:rPr>
@@ -2681,6 +2791,10 @@
             </w:tcMar>
           </w:tcPr>
           <w:p>
+            <w:pPr>
+              <w:spacing w:line="276" w:lineRule="auto"/>
+              <w:jc w:val="both"/>
+            </w:pPr>
             <w:r>
               <w:rPr>
                 <w:sz w:val="20"/>
@@ -2709,7 +2823,8 @@
           </w:tcPr>
           <w:p>
             <w:pPr>
-              <w:jc w:val="center"/>
+              <w:spacing w:line="276" w:lineRule="auto"/>
+              <w:jc w:val="both"/>
             </w:pPr>
             <w:r>
               <w:rPr>
@@ -2739,7 +2854,8 @@
           </w:tcPr>
           <w:p>
             <w:pPr>
-              <w:jc w:val="center"/>
+              <w:spacing w:line="276" w:lineRule="auto"/>
+              <w:jc w:val="both"/>
             </w:pPr>
             <w:r>
               <w:rPr>
@@ -2769,7 +2885,8 @@
           </w:tcPr>
           <w:p>
             <w:pPr>
-              <w:jc w:val="center"/>
+              <w:spacing w:line="276" w:lineRule="auto"/>
+              <w:jc w:val="both"/>
             </w:pPr>
             <w:r>
               <w:rPr>
@@ -2799,7 +2916,8 @@
           </w:tcPr>
           <w:p>
             <w:pPr>
-              <w:jc w:val="center"/>
+              <w:spacing w:line="276" w:lineRule="auto"/>
+              <w:jc w:val="both"/>
             </w:pPr>
             <w:r>
               <w:rPr>
@@ -2830,6 +2948,10 @@
             </w:tcMar>
           </w:tcPr>
           <w:p>
+            <w:pPr>
+              <w:spacing w:line="276" w:lineRule="auto"/>
+              <w:jc w:val="both"/>
+            </w:pPr>
             <w:r>
               <w:rPr>
                 <w:sz w:val="20"/>
@@ -2858,7 +2980,8 @@
           </w:tcPr>
           <w:p>
             <w:pPr>
-              <w:jc w:val="center"/>
+              <w:spacing w:line="276" w:lineRule="auto"/>
+              <w:jc w:val="both"/>
             </w:pPr>
             <w:r>
               <w:rPr>
@@ -2888,7 +3011,8 @@
           </w:tcPr>
           <w:p>
             <w:pPr>
-              <w:jc w:val="center"/>
+              <w:spacing w:line="276" w:lineRule="auto"/>
+              <w:jc w:val="both"/>
             </w:pPr>
             <w:r>
               <w:rPr>
@@ -2918,7 +3042,8 @@
           </w:tcPr>
           <w:p>
             <w:pPr>
-              <w:jc w:val="center"/>
+              <w:spacing w:line="276" w:lineRule="auto"/>
+              <w:jc w:val="both"/>
             </w:pPr>
             <w:r>
               <w:rPr>
@@ -2948,7 +3073,8 @@
           </w:tcPr>
           <w:p>
             <w:pPr>
-              <w:jc w:val="center"/>
+              <w:spacing w:line="276" w:lineRule="auto"/>
+              <w:jc w:val="both"/>
             </w:pPr>
             <w:r>
               <w:rPr>
@@ -2979,6 +3105,10 @@
             </w:tcMar>
           </w:tcPr>
           <w:p>
+            <w:pPr>
+              <w:spacing w:line="276" w:lineRule="auto"/>
+              <w:jc w:val="both"/>
+            </w:pPr>
             <w:r>
               <w:rPr>
                 <w:sz w:val="20"/>
@@ -3007,7 +3137,8 @@
           </w:tcPr>
           <w:p>
             <w:pPr>
-              <w:jc w:val="center"/>
+              <w:spacing w:line="276" w:lineRule="auto"/>
+              <w:jc w:val="both"/>
             </w:pPr>
             <w:r>
               <w:rPr>
@@ -3037,7 +3168,8 @@
           </w:tcPr>
           <w:p>
             <w:pPr>
-              <w:jc w:val="center"/>
+              <w:spacing w:line="276" w:lineRule="auto"/>
+              <w:jc w:val="both"/>
             </w:pPr>
             <w:r>
               <w:rPr>
@@ -3067,7 +3199,8 @@
           </w:tcPr>
           <w:p>
             <w:pPr>
-              <w:jc w:val="center"/>
+              <w:spacing w:line="276" w:lineRule="auto"/>
+              <w:jc w:val="both"/>
             </w:pPr>
             <w:r>
               <w:rPr>
@@ -3097,7 +3230,8 @@
           </w:tcPr>
           <w:p>
             <w:pPr>
-              <w:jc w:val="center"/>
+              <w:spacing w:line="276" w:lineRule="auto"/>
+              <w:jc w:val="both"/>
             </w:pPr>
             <w:r>
               <w:rPr>
@@ -3112,8 +3246,8 @@
     </w:tbl>
     <w:p>
       <w:pPr>
-        <w:spacing w:before="60" w:after="160"/>
-        <w:jc w:val="center"/>
+        <w:spacing w:before="60" w:after="160" w:line="276" w:lineRule="auto"/>
+        <w:jc w:val="both"/>
       </w:pPr>
       <w:r>
         <w:rPr>
@@ -3150,7 +3284,8 @@
     </w:p>
     <w:p>
       <w:pPr>
-        <w:spacing w:before="120"/>
+        <w:spacing w:before="120" w:line="276" w:lineRule="auto"/>
+        <w:jc w:val="both"/>
       </w:pPr>
     </w:p>
     <w:p>
@@ -3165,6 +3300,8 @@
     <w:p>
       <w:pPr>
         <w:pStyle w:val="Titolo2"/>
+        <w:spacing w:line="276" w:lineRule="auto"/>
+        <w:jc w:val="both"/>
       </w:pPr>
       <w:r>
         <w:t xml:space="preserve">5.2 Impatto del Label </w:t>
@@ -3202,7 +3339,8 @@
     </w:p>
     <w:p>
       <w:pPr>
-        <w:spacing w:before="80"/>
+        <w:spacing w:before="80" w:line="276" w:lineRule="auto"/>
+        <w:jc w:val="both"/>
       </w:pPr>
     </w:p>
     <w:p>
@@ -3224,7 +3362,8 @@
     </w:p>
     <w:p>
       <w:pPr>
-        <w:spacing w:before="80"/>
+        <w:spacing w:before="80" w:line="276" w:lineRule="auto"/>
+        <w:jc w:val="both"/>
       </w:pPr>
     </w:p>
     <w:p>
@@ -3254,7 +3393,8 @@
     </w:p>
     <w:p>
       <w:pPr>
-        <w:spacing w:before="160"/>
+        <w:spacing w:before="160" w:line="276" w:lineRule="auto"/>
+        <w:jc w:val="both"/>
       </w:pPr>
     </w:p>
     <w:tbl>
@@ -3298,8 +3438,8 @@
           </w:tcPr>
           <w:p>
             <w:pPr>
-              <w:spacing w:before="80" w:after="40"/>
-              <w:jc w:val="center"/>
+              <w:spacing w:before="80" w:after="40" w:line="276" w:lineRule="auto"/>
+              <w:jc w:val="both"/>
             </w:pPr>
             <w:r>
               <w:rPr>
@@ -3314,8 +3454,8 @@
           </w:p>
           <w:p>
             <w:pPr>
-              <w:spacing w:before="40" w:after="40"/>
-              <w:jc w:val="center"/>
+              <w:spacing w:before="40" w:after="40" w:line="276" w:lineRule="auto"/>
+              <w:jc w:val="both"/>
             </w:pPr>
             <w:r>
               <w:rPr>
@@ -3323,6 +3463,7 @@
                 <w:bCs/>
                 <w:color w:val="2C5282"/>
               </w:rPr>
+              <w:lastRenderedPageBreak/>
               <w:t xml:space="preserve">Figura 4 – Degradazione per Label </w:t>
             </w:r>
             <w:proofErr w:type="spellStart"/>
@@ -3338,8 +3479,8 @@
           </w:p>
           <w:p>
             <w:pPr>
-              <w:spacing w:before="20" w:after="80"/>
-              <w:jc w:val="center"/>
+              <w:spacing w:before="20" w:after="80" w:line="276" w:lineRule="auto"/>
+              <w:jc w:val="both"/>
             </w:pPr>
             <w:r>
               <w:rPr>
@@ -3369,8 +3510,8 @@
     </w:tbl>
     <w:p>
       <w:pPr>
-        <w:spacing w:before="60" w:after="160"/>
-        <w:jc w:val="center"/>
+        <w:spacing w:before="60" w:after="160" w:line="276" w:lineRule="auto"/>
+        <w:jc w:val="both"/>
       </w:pPr>
       <w:r>
         <w:rPr>
@@ -3409,6 +3550,8 @@
     <w:p>
       <w:pPr>
         <w:pStyle w:val="Titolo2"/>
+        <w:spacing w:line="276" w:lineRule="auto"/>
+        <w:jc w:val="both"/>
       </w:pPr>
       <w:r>
         <w:t xml:space="preserve">5.3 Impatto del </w:t>
@@ -3470,7 +3613,8 @@
     </w:p>
     <w:p>
       <w:pPr>
-        <w:spacing w:before="80"/>
+        <w:spacing w:before="80" w:line="276" w:lineRule="auto"/>
+        <w:jc w:val="both"/>
       </w:pPr>
     </w:p>
     <w:p>
@@ -3492,7 +3636,8 @@
     </w:p>
     <w:p>
       <w:pPr>
-        <w:spacing w:before="80"/>
+        <w:spacing w:before="80" w:line="276" w:lineRule="auto"/>
+        <w:jc w:val="both"/>
       </w:pPr>
     </w:p>
     <w:p>
@@ -3530,7 +3675,8 @@
     </w:p>
     <w:p>
       <w:pPr>
-        <w:spacing w:before="160"/>
+        <w:spacing w:before="160" w:line="276" w:lineRule="auto"/>
+        <w:jc w:val="both"/>
       </w:pPr>
     </w:p>
     <w:tbl>
@@ -3574,8 +3720,8 @@
           </w:tcPr>
           <w:p>
             <w:pPr>
-              <w:spacing w:before="80" w:after="40"/>
-              <w:jc w:val="center"/>
+              <w:spacing w:before="80" w:after="40" w:line="276" w:lineRule="auto"/>
+              <w:jc w:val="both"/>
             </w:pPr>
             <w:r>
               <w:rPr>
@@ -3590,8 +3736,8 @@
           </w:p>
           <w:p>
             <w:pPr>
-              <w:spacing w:before="40" w:after="40"/>
-              <w:jc w:val="center"/>
+              <w:spacing w:before="40" w:after="40" w:line="276" w:lineRule="auto"/>
+              <w:jc w:val="both"/>
             </w:pPr>
             <w:r>
               <w:rPr>
@@ -3640,8 +3786,8 @@
           </w:p>
           <w:p>
             <w:pPr>
-              <w:spacing w:before="20" w:after="80"/>
-              <w:jc w:val="center"/>
+              <w:spacing w:before="20" w:after="80" w:line="276" w:lineRule="auto"/>
+              <w:jc w:val="both"/>
             </w:pPr>
             <w:r>
               <w:rPr>
@@ -3715,8 +3861,8 @@
     </w:tbl>
     <w:p>
       <w:pPr>
-        <w:spacing w:before="60" w:after="160"/>
-        <w:jc w:val="center"/>
+        <w:spacing w:before="60" w:after="160" w:line="276" w:lineRule="auto"/>
+        <w:jc w:val="both"/>
       </w:pPr>
       <w:r>
         <w:rPr>
@@ -3797,6 +3943,8 @@
     <w:p>
       <w:pPr>
         <w:pStyle w:val="Titolo2"/>
+        <w:spacing w:line="276" w:lineRule="auto"/>
+        <w:jc w:val="both"/>
       </w:pPr>
       <w:r>
         <w:t>5.4 Impatto dell'</w:t>
@@ -3861,7 +4009,8 @@
     </w:p>
     <w:p>
       <w:pPr>
-        <w:spacing w:before="80"/>
+        <w:spacing w:before="80" w:line="276" w:lineRule="auto"/>
+        <w:jc w:val="both"/>
       </w:pPr>
     </w:p>
     <w:p>
@@ -3902,7 +4051,11 @@
       </w:r>
       <w:proofErr w:type="spellEnd"/>
       <w:r>
-        <w:t xml:space="preserve"> portano a pattern di training molto divergenti dal </w:t>
+        <w:t xml:space="preserve"> portano a pattern di training </w:t>
+      </w:r>
+      <w:r>
+        <w:lastRenderedPageBreak/>
+        <w:t xml:space="preserve">molto divergenti dal </w:t>
       </w:r>
       <w:proofErr w:type="spellStart"/>
       <w:r>
@@ -3931,7 +4084,8 @@
     </w:p>
     <w:p>
       <w:pPr>
-        <w:spacing w:before="80"/>
+        <w:spacing w:before="80" w:line="276" w:lineRule="auto"/>
+        <w:jc w:val="both"/>
       </w:pPr>
     </w:p>
     <w:p>
@@ -3940,13 +4094,13 @@
         <w:jc w:val="both"/>
       </w:pPr>
       <w:r>
-        <w:lastRenderedPageBreak/>
         <w:t>Il Random Forest si dimostra ancora una volta il più robusto, con un calo di F1 mediamente inferiore di 5-8 punti percentuali rispetto a SVM a parità di livello di corruzione tra 0.3 e 0.7.</w:t>
       </w:r>
     </w:p>
     <w:p>
       <w:pPr>
-        <w:spacing w:before="160"/>
+        <w:spacing w:before="160" w:line="276" w:lineRule="auto"/>
+        <w:jc w:val="both"/>
       </w:pPr>
     </w:p>
     <w:tbl>
@@ -3990,8 +4144,8 @@
           </w:tcPr>
           <w:p>
             <w:pPr>
-              <w:spacing w:before="80" w:after="40"/>
-              <w:jc w:val="center"/>
+              <w:spacing w:before="80" w:after="40" w:line="276" w:lineRule="auto"/>
+              <w:jc w:val="both"/>
             </w:pPr>
             <w:r>
               <w:rPr>
@@ -4006,8 +4160,8 @@
           </w:p>
           <w:p>
             <w:pPr>
-              <w:spacing w:before="40" w:after="40"/>
-              <w:jc w:val="center"/>
+              <w:spacing w:before="40" w:after="40" w:line="276" w:lineRule="auto"/>
+              <w:jc w:val="both"/>
             </w:pPr>
             <w:r>
               <w:rPr>
@@ -4038,8 +4192,8 @@
           </w:p>
           <w:p>
             <w:pPr>
-              <w:spacing w:before="20" w:after="80"/>
-              <w:jc w:val="center"/>
+              <w:spacing w:before="20" w:after="80" w:line="276" w:lineRule="auto"/>
+              <w:jc w:val="both"/>
             </w:pPr>
             <w:r>
               <w:rPr>
@@ -4145,8 +4299,8 @@
     </w:tbl>
     <w:p>
       <w:pPr>
-        <w:spacing w:before="60" w:after="160"/>
-        <w:jc w:val="center"/>
+        <w:spacing w:before="60" w:after="160" w:line="276" w:lineRule="auto"/>
+        <w:jc w:val="both"/>
       </w:pPr>
       <w:r>
         <w:rPr>
@@ -4206,6 +4360,8 @@
     <w:p>
       <w:pPr>
         <w:pStyle w:val="Titolo2"/>
+        <w:spacing w:line="276" w:lineRule="auto"/>
+        <w:jc w:val="both"/>
       </w:pPr>
       <w:r>
         <w:t>5.5 Impatto dei Valori Mancanti</w:t>
@@ -4238,7 +4394,8 @@
     </w:p>
     <w:p>
       <w:pPr>
-        <w:spacing w:before="80"/>
+        <w:spacing w:before="80" w:line="276" w:lineRule="auto"/>
+        <w:jc w:val="both"/>
       </w:pPr>
     </w:p>
     <w:p>
@@ -4276,7 +4433,8 @@
     </w:p>
     <w:p>
       <w:pPr>
-        <w:spacing w:before="80"/>
+        <w:spacing w:before="80" w:line="276" w:lineRule="auto"/>
+        <w:jc w:val="both"/>
       </w:pPr>
     </w:p>
     <w:p>
@@ -4314,7 +4472,8 @@
     </w:p>
     <w:p>
       <w:pPr>
-        <w:spacing w:before="160"/>
+        <w:spacing w:before="160" w:line="276" w:lineRule="auto"/>
+        <w:jc w:val="both"/>
       </w:pPr>
     </w:p>
     <w:tbl>
@@ -4358,8 +4517,8 @@
           </w:tcPr>
           <w:p>
             <w:pPr>
-              <w:spacing w:before="80" w:after="40"/>
-              <w:jc w:val="center"/>
+              <w:spacing w:before="80" w:after="40" w:line="276" w:lineRule="auto"/>
+              <w:jc w:val="both"/>
             </w:pPr>
             <w:r>
               <w:rPr>
@@ -4374,8 +4533,8 @@
           </w:p>
           <w:p>
             <w:pPr>
-              <w:spacing w:before="40" w:after="40"/>
-              <w:jc w:val="center"/>
+              <w:spacing w:before="40" w:after="40" w:line="276" w:lineRule="auto"/>
+              <w:jc w:val="both"/>
             </w:pPr>
             <w:r>
               <w:rPr>
@@ -4406,8 +4565,8 @@
           </w:p>
           <w:p>
             <w:pPr>
-              <w:spacing w:before="20" w:after="80"/>
-              <w:jc w:val="center"/>
+              <w:spacing w:before="20" w:after="80" w:line="276" w:lineRule="auto"/>
+              <w:jc w:val="both"/>
             </w:pPr>
             <w:r>
               <w:rPr>
@@ -4447,8 +4606,8 @@
     </w:tbl>
     <w:p>
       <w:pPr>
-        <w:spacing w:before="60" w:after="160"/>
-        <w:jc w:val="center"/>
+        <w:spacing w:before="60" w:after="160" w:line="276" w:lineRule="auto"/>
+        <w:jc w:val="both"/>
       </w:pPr>
       <w:r>
         <w:rPr>
@@ -4488,10 +4647,15 @@
         <w:pBdr>
           <w:bottom w:val="single" w:sz="2" w:space="1" w:color="2B5EA7"/>
         </w:pBdr>
-        <w:spacing w:before="200" w:after="200"/>
-      </w:pPr>
-    </w:p>
-    <w:p>
+        <w:spacing w:before="200" w:after="200" w:line="276" w:lineRule="auto"/>
+        <w:jc w:val="both"/>
+      </w:pPr>
+    </w:p>
+    <w:p>
+      <w:pPr>
+        <w:spacing w:line="276" w:lineRule="auto"/>
+        <w:jc w:val="both"/>
+      </w:pPr>
       <w:r>
         <w:br w:type="page"/>
       </w:r>
@@ -4499,7 +4663,8 @@
     <w:p>
       <w:pPr>
         <w:pStyle w:val="Titolo1"/>
-        <w:spacing w:before="320" w:after="160"/>
+        <w:spacing w:before="320" w:after="160" w:line="276" w:lineRule="auto"/>
+        <w:jc w:val="both"/>
       </w:pPr>
       <w:r>
         <w:lastRenderedPageBreak/>
@@ -4509,6 +4674,8 @@
     <w:p>
       <w:pPr>
         <w:pStyle w:val="Titolo2"/>
+        <w:spacing w:line="276" w:lineRule="auto"/>
+        <w:jc w:val="both"/>
       </w:pPr>
       <w:r>
         <w:t>6.1 Gerarchia di Criticità dei Metodi di Corruzione</w:t>
@@ -4525,7 +4692,8 @@
     </w:p>
     <w:p>
       <w:pPr>
-        <w:spacing w:before="80"/>
+        <w:spacing w:before="80" w:line="276" w:lineRule="auto"/>
+        <w:jc w:val="both"/>
       </w:pPr>
     </w:p>
     <w:p>
@@ -4536,6 +4704,7 @@
           <w:numId w:val="2"/>
         </w:numPr>
         <w:spacing w:before="60" w:after="60" w:line="276" w:lineRule="auto"/>
+        <w:jc w:val="both"/>
       </w:pPr>
       <w:r>
         <w:t xml:space="preserve">Label </w:t>
@@ -4565,6 +4734,7 @@
           <w:numId w:val="2"/>
         </w:numPr>
         <w:spacing w:before="60" w:after="60" w:line="276" w:lineRule="auto"/>
+        <w:jc w:val="both"/>
       </w:pPr>
       <w:proofErr w:type="spellStart"/>
       <w:r>
@@ -4583,6 +4753,7 @@
           <w:numId w:val="2"/>
         </w:numPr>
         <w:spacing w:before="60" w:after="60" w:line="276" w:lineRule="auto"/>
+        <w:jc w:val="both"/>
       </w:pPr>
       <w:proofErr w:type="spellStart"/>
       <w:r>
@@ -4617,6 +4788,7 @@
           <w:numId w:val="2"/>
         </w:numPr>
         <w:spacing w:before="60" w:after="60" w:line="276" w:lineRule="auto"/>
+        <w:jc w:val="both"/>
       </w:pPr>
       <w:proofErr w:type="spellStart"/>
       <w:r>
@@ -4629,7 +4801,8 @@
     </w:p>
     <w:p>
       <w:pPr>
-        <w:spacing w:before="120"/>
+        <w:spacing w:before="120" w:line="276" w:lineRule="auto"/>
+        <w:jc w:val="both"/>
       </w:pPr>
     </w:p>
     <w:tbl>
@@ -4673,8 +4846,8 @@
           </w:tcPr>
           <w:p>
             <w:pPr>
-              <w:spacing w:before="80" w:after="40"/>
-              <w:jc w:val="center"/>
+              <w:spacing w:before="80" w:after="40" w:line="276" w:lineRule="auto"/>
+              <w:jc w:val="both"/>
             </w:pPr>
             <w:r>
               <w:rPr>
@@ -4689,8 +4862,8 @@
           </w:p>
           <w:p>
             <w:pPr>
-              <w:spacing w:before="40" w:after="40"/>
-              <w:jc w:val="center"/>
+              <w:spacing w:before="40" w:after="40" w:line="276" w:lineRule="auto"/>
+              <w:jc w:val="both"/>
             </w:pPr>
             <w:r>
               <w:rPr>
@@ -4703,8 +4876,8 @@
           </w:p>
           <w:p>
             <w:pPr>
-              <w:spacing w:before="20" w:after="80"/>
-              <w:jc w:val="center"/>
+              <w:spacing w:before="20" w:after="80" w:line="276" w:lineRule="auto"/>
+              <w:jc w:val="both"/>
             </w:pPr>
             <w:proofErr w:type="spellStart"/>
             <w:r>
@@ -4734,8 +4907,8 @@
     </w:tbl>
     <w:p>
       <w:pPr>
-        <w:spacing w:before="60" w:after="160"/>
-        <w:jc w:val="center"/>
+        <w:spacing w:before="60" w:after="160" w:line="276" w:lineRule="auto"/>
+        <w:jc w:val="both"/>
       </w:pPr>
       <w:r>
         <w:rPr>
@@ -4751,6 +4924,8 @@
     <w:p>
       <w:pPr>
         <w:pStyle w:val="Titolo2"/>
+        <w:spacing w:line="276" w:lineRule="auto"/>
+        <w:jc w:val="both"/>
       </w:pPr>
       <w:r>
         <w:t>6.2 Confronto tra Modelli: Robustezza Complessiva</w:t>
@@ -4767,7 +4942,8 @@
     </w:p>
     <w:p>
       <w:pPr>
-        <w:spacing w:before="120"/>
+        <w:spacing w:before="120" w:line="276" w:lineRule="auto"/>
+        <w:jc w:val="both"/>
       </w:pPr>
     </w:p>
     <w:tbl>
@@ -4814,7 +4990,8 @@
           </w:tcPr>
           <w:p>
             <w:pPr>
-              <w:jc w:val="center"/>
+              <w:spacing w:line="276" w:lineRule="auto"/>
+              <w:jc w:val="both"/>
             </w:pPr>
             <w:r>
               <w:rPr>
@@ -4847,7 +5024,8 @@
           </w:tcPr>
           <w:p>
             <w:pPr>
-              <w:jc w:val="center"/>
+              <w:spacing w:line="276" w:lineRule="auto"/>
+              <w:jc w:val="both"/>
             </w:pPr>
             <w:r>
               <w:rPr>
@@ -4880,7 +5058,8 @@
           </w:tcPr>
           <w:p>
             <w:pPr>
-              <w:jc w:val="center"/>
+              <w:spacing w:line="276" w:lineRule="auto"/>
+              <w:jc w:val="both"/>
             </w:pPr>
             <w:r>
               <w:rPr>
@@ -4913,7 +5092,8 @@
           </w:tcPr>
           <w:p>
             <w:pPr>
-              <w:jc w:val="center"/>
+              <w:spacing w:line="276" w:lineRule="auto"/>
+              <w:jc w:val="both"/>
             </w:pPr>
             <w:r>
               <w:rPr>
@@ -4946,7 +5126,8 @@
           </w:tcPr>
           <w:p>
             <w:pPr>
-              <w:jc w:val="center"/>
+              <w:spacing w:line="276" w:lineRule="auto"/>
+              <w:jc w:val="both"/>
             </w:pPr>
             <w:r>
               <w:rPr>
@@ -4980,6 +5161,10 @@
             </w:tcMar>
           </w:tcPr>
           <w:p>
+            <w:pPr>
+              <w:spacing w:line="276" w:lineRule="auto"/>
+              <w:jc w:val="both"/>
+            </w:pPr>
             <w:r>
               <w:rPr>
                 <w:sz w:val="20"/>
@@ -5017,7 +5202,8 @@
           </w:tcPr>
           <w:p>
             <w:pPr>
-              <w:jc w:val="center"/>
+              <w:spacing w:line="276" w:lineRule="auto"/>
+              <w:jc w:val="both"/>
             </w:pPr>
             <w:r>
               <w:rPr>
@@ -5047,7 +5233,8 @@
           </w:tcPr>
           <w:p>
             <w:pPr>
-              <w:jc w:val="center"/>
+              <w:spacing w:line="276" w:lineRule="auto"/>
+              <w:jc w:val="both"/>
             </w:pPr>
             <w:r>
               <w:rPr>
@@ -5077,7 +5264,8 @@
           </w:tcPr>
           <w:p>
             <w:pPr>
-              <w:jc w:val="center"/>
+              <w:spacing w:line="276" w:lineRule="auto"/>
+              <w:jc w:val="both"/>
             </w:pPr>
             <w:r>
               <w:rPr>
@@ -5107,7 +5295,8 @@
           </w:tcPr>
           <w:p>
             <w:pPr>
-              <w:jc w:val="center"/>
+              <w:spacing w:line="276" w:lineRule="auto"/>
+              <w:jc w:val="both"/>
             </w:pPr>
             <w:r>
               <w:rPr>
@@ -5138,6 +5327,10 @@
             </w:tcMar>
           </w:tcPr>
           <w:p>
+            <w:pPr>
+              <w:spacing w:line="276" w:lineRule="auto"/>
+              <w:jc w:val="both"/>
+            </w:pPr>
             <w:proofErr w:type="spellStart"/>
             <w:r>
               <w:rPr>
@@ -5184,7 +5377,8 @@
           </w:tcPr>
           <w:p>
             <w:pPr>
-              <w:jc w:val="center"/>
+              <w:spacing w:line="276" w:lineRule="auto"/>
+              <w:jc w:val="both"/>
             </w:pPr>
             <w:r>
               <w:rPr>
@@ -5214,7 +5408,8 @@
           </w:tcPr>
           <w:p>
             <w:pPr>
-              <w:jc w:val="center"/>
+              <w:spacing w:line="276" w:lineRule="auto"/>
+              <w:jc w:val="both"/>
             </w:pPr>
             <w:r>
               <w:rPr>
@@ -5244,7 +5439,8 @@
           </w:tcPr>
           <w:p>
             <w:pPr>
-              <w:jc w:val="center"/>
+              <w:spacing w:line="276" w:lineRule="auto"/>
+              <w:jc w:val="both"/>
             </w:pPr>
             <w:r>
               <w:rPr>
@@ -5274,7 +5470,8 @@
           </w:tcPr>
           <w:p>
             <w:pPr>
-              <w:jc w:val="center"/>
+              <w:spacing w:line="276" w:lineRule="auto"/>
+              <w:jc w:val="both"/>
             </w:pPr>
             <w:r>
               <w:rPr>
@@ -5305,6 +5502,10 @@
             </w:tcMar>
           </w:tcPr>
           <w:p>
+            <w:pPr>
+              <w:spacing w:line="276" w:lineRule="auto"/>
+              <w:jc w:val="both"/>
+            </w:pPr>
             <w:proofErr w:type="spellStart"/>
             <w:r>
               <w:rPr>
@@ -5342,7 +5543,8 @@
           </w:tcPr>
           <w:p>
             <w:pPr>
-              <w:jc w:val="center"/>
+              <w:spacing w:line="276" w:lineRule="auto"/>
+              <w:jc w:val="both"/>
             </w:pPr>
             <w:r>
               <w:rPr>
@@ -5372,7 +5574,8 @@
           </w:tcPr>
           <w:p>
             <w:pPr>
-              <w:jc w:val="center"/>
+              <w:spacing w:line="276" w:lineRule="auto"/>
+              <w:jc w:val="both"/>
             </w:pPr>
             <w:r>
               <w:rPr>
@@ -5402,7 +5605,8 @@
           </w:tcPr>
           <w:p>
             <w:pPr>
-              <w:jc w:val="center"/>
+              <w:spacing w:line="276" w:lineRule="auto"/>
+              <w:jc w:val="both"/>
             </w:pPr>
             <w:r>
               <w:rPr>
@@ -5432,7 +5636,8 @@
           </w:tcPr>
           <w:p>
             <w:pPr>
-              <w:jc w:val="center"/>
+              <w:spacing w:line="276" w:lineRule="auto"/>
+              <w:jc w:val="both"/>
             </w:pPr>
             <w:r>
               <w:rPr>
@@ -5463,6 +5668,10 @@
             </w:tcMar>
           </w:tcPr>
           <w:p>
+            <w:pPr>
+              <w:spacing w:line="276" w:lineRule="auto"/>
+              <w:jc w:val="both"/>
+            </w:pPr>
             <w:proofErr w:type="spellStart"/>
             <w:r>
               <w:rPr>
@@ -5500,7 +5709,8 @@
           </w:tcPr>
           <w:p>
             <w:pPr>
-              <w:jc w:val="center"/>
+              <w:spacing w:line="276" w:lineRule="auto"/>
+              <w:jc w:val="both"/>
             </w:pPr>
             <w:r>
               <w:rPr>
@@ -5530,7 +5740,8 @@
           </w:tcPr>
           <w:p>
             <w:pPr>
-              <w:jc w:val="center"/>
+              <w:spacing w:line="276" w:lineRule="auto"/>
+              <w:jc w:val="both"/>
             </w:pPr>
             <w:r>
               <w:rPr>
@@ -5560,7 +5771,8 @@
           </w:tcPr>
           <w:p>
             <w:pPr>
-              <w:jc w:val="center"/>
+              <w:spacing w:line="276" w:lineRule="auto"/>
+              <w:jc w:val="both"/>
             </w:pPr>
             <w:r>
               <w:rPr>
@@ -5590,7 +5802,8 @@
           </w:tcPr>
           <w:p>
             <w:pPr>
-              <w:jc w:val="center"/>
+              <w:spacing w:line="276" w:lineRule="auto"/>
+              <w:jc w:val="both"/>
             </w:pPr>
             <w:r>
               <w:rPr>
@@ -5621,6 +5834,10 @@
             </w:tcMar>
           </w:tcPr>
           <w:p>
+            <w:pPr>
+              <w:spacing w:line="276" w:lineRule="auto"/>
+              <w:jc w:val="both"/>
+            </w:pPr>
             <w:r>
               <w:rPr>
                 <w:sz w:val="20"/>
@@ -5649,7 +5866,8 @@
           </w:tcPr>
           <w:p>
             <w:pPr>
-              <w:jc w:val="center"/>
+              <w:spacing w:line="276" w:lineRule="auto"/>
+              <w:jc w:val="both"/>
             </w:pPr>
             <w:r>
               <w:rPr>
@@ -5679,7 +5897,8 @@
           </w:tcPr>
           <w:p>
             <w:pPr>
-              <w:jc w:val="center"/>
+              <w:spacing w:line="276" w:lineRule="auto"/>
+              <w:jc w:val="both"/>
             </w:pPr>
             <w:r>
               <w:rPr>
@@ -5709,7 +5928,8 @@
           </w:tcPr>
           <w:p>
             <w:pPr>
-              <w:jc w:val="center"/>
+              <w:spacing w:line="276" w:lineRule="auto"/>
+              <w:jc w:val="both"/>
             </w:pPr>
             <w:r>
               <w:rPr>
@@ -5739,7 +5959,8 @@
           </w:tcPr>
           <w:p>
             <w:pPr>
-              <w:jc w:val="center"/>
+              <w:spacing w:line="276" w:lineRule="auto"/>
+              <w:jc w:val="both"/>
             </w:pPr>
             <w:r>
               <w:rPr>
@@ -5754,8 +5975,8 @@
     </w:tbl>
     <w:p>
       <w:pPr>
-        <w:spacing w:before="60" w:after="160"/>
-        <w:jc w:val="center"/>
+        <w:spacing w:before="60" w:after="160" w:line="276" w:lineRule="auto"/>
+        <w:jc w:val="both"/>
       </w:pPr>
       <w:r>
         <w:rPr>
@@ -5770,7 +5991,8 @@
     </w:p>
     <w:p>
       <w:pPr>
-        <w:spacing w:before="120"/>
+        <w:spacing w:before="120" w:line="276" w:lineRule="auto"/>
+        <w:jc w:val="both"/>
       </w:pPr>
     </w:p>
     <w:p>
@@ -5779,13 +6001,14 @@
         <w:jc w:val="both"/>
       </w:pPr>
       <w:r>
-        <w:lastRenderedPageBreak/>
         <w:t>Il Random Forest emerge come il modello più robusto complessivamente, grazie alla sua natura ensemble che distribuisce l'impatto della corruzione tra i diversi alberi. Questo risultato ha implicazioni importanti per la progettazione di sistemi clinici: in scenari dove la qualità dei dati di training non può essere garantita, il Random Forest offre un migliore rapporto performance/robustezza rispetto a SVM e MLP.</w:t>
       </w:r>
     </w:p>
     <w:p>
       <w:pPr>
         <w:pStyle w:val="Titolo2"/>
+        <w:spacing w:line="276" w:lineRule="auto"/>
+        <w:jc w:val="both"/>
       </w:pPr>
       <w:r>
         <w:t>6.3 Effetto della Modalità di Selezione delle Feature sulla Robustezza</w:t>
@@ -5900,7 +6123,8 @@
     </w:p>
     <w:p>
       <w:pPr>
-        <w:spacing w:before="160"/>
+        <w:spacing w:before="160" w:line="276" w:lineRule="auto"/>
+        <w:jc w:val="both"/>
       </w:pPr>
     </w:p>
     <w:tbl>
@@ -5944,8 +6168,8 @@
           </w:tcPr>
           <w:p>
             <w:pPr>
-              <w:spacing w:before="80" w:after="40"/>
-              <w:jc w:val="center"/>
+              <w:spacing w:before="80" w:after="40" w:line="276" w:lineRule="auto"/>
+              <w:jc w:val="both"/>
             </w:pPr>
             <w:r>
               <w:rPr>
@@ -5960,8 +6184,8 @@
           </w:p>
           <w:p>
             <w:pPr>
-              <w:spacing w:before="40" w:after="40"/>
-              <w:jc w:val="center"/>
+              <w:spacing w:before="40" w:after="40" w:line="276" w:lineRule="auto"/>
+              <w:jc w:val="both"/>
             </w:pPr>
             <w:r>
               <w:rPr>
@@ -5974,8 +6198,8 @@
           </w:p>
           <w:p>
             <w:pPr>
-              <w:spacing w:before="20" w:after="80"/>
-              <w:jc w:val="center"/>
+              <w:spacing w:before="20" w:after="80" w:line="276" w:lineRule="auto"/>
+              <w:jc w:val="both"/>
             </w:pPr>
             <w:r>
               <w:rPr>
@@ -6059,8 +6283,8 @@
     </w:tbl>
     <w:p>
       <w:pPr>
-        <w:spacing w:before="60" w:after="160"/>
-        <w:jc w:val="center"/>
+        <w:spacing w:before="60" w:after="160" w:line="276" w:lineRule="auto"/>
+        <w:jc w:val="both"/>
       </w:pPr>
       <w:r>
         <w:rPr>
@@ -6142,6 +6366,8 @@
     <w:p>
       <w:pPr>
         <w:pStyle w:val="Titolo2"/>
+        <w:spacing w:line="276" w:lineRule="auto"/>
+        <w:jc w:val="both"/>
       </w:pPr>
       <w:r>
         <w:t>6.4 Analisi della Stabilità Statistica (20 Run)</w:t>
@@ -6202,11 +6428,14 @@
         <w:pBdr>
           <w:bottom w:val="single" w:sz="2" w:space="1" w:color="2B5EA7"/>
         </w:pBdr>
-        <w:spacing w:before="200" w:after="200"/>
-      </w:pPr>
-    </w:p>
-    <w:p>
-      <w:pPr>
+        <w:spacing w:before="200" w:after="200" w:line="276" w:lineRule="auto"/>
+        <w:jc w:val="both"/>
+      </w:pPr>
+    </w:p>
+    <w:p>
+      <w:pPr>
+        <w:spacing w:line="276" w:lineRule="auto"/>
+        <w:jc w:val="both"/>
         <w:rPr>
           <w:b/>
           <w:bCs/>
@@ -6216,13 +6445,15 @@
         </w:rPr>
       </w:pPr>
       <w:r>
+        <w:lastRenderedPageBreak/>
         <w:br w:type="page"/>
       </w:r>
     </w:p>
     <w:p>
       <w:pPr>
         <w:pStyle w:val="Titolo1"/>
-        <w:spacing w:before="320" w:after="160"/>
+        <w:spacing w:before="320" w:after="160" w:line="276" w:lineRule="auto"/>
+        <w:jc w:val="both"/>
       </w:pPr>
       <w:r>
         <w:lastRenderedPageBreak/>
@@ -6232,6 +6463,8 @@
     <w:p>
       <w:pPr>
         <w:pStyle w:val="Titolo2"/>
+        <w:spacing w:line="276" w:lineRule="auto"/>
+        <w:jc w:val="both"/>
       </w:pPr>
       <w:r>
         <w:t xml:space="preserve">7.1 </w:t>
@@ -6246,10 +6479,7 @@
         <w:jc w:val="both"/>
       </w:pPr>
       <w:r>
-        <w:t>La</w:t>
-      </w:r>
-      <w:r>
-        <w:t xml:space="preserve"> gerarchia di performance dei modelli si inverte parzialmente in presenza di corruzione: mentre nella baseline SVM &gt; Random Forest &gt; MLP in termini di accuracy assoluta, in presenza di </w:t>
+        <w:t xml:space="preserve">La gerarchia di performance dei modelli si inverte parzialmente in presenza di corruzione: mentre nella baseline SVM &gt; Random Forest &gt; MLP in termini di accuracy assoluta, in presenza di </w:t>
       </w:r>
       <w:proofErr w:type="spellStart"/>
       <w:r>
@@ -6279,6 +6509,8 @@
     <w:p>
       <w:pPr>
         <w:pStyle w:val="Titolo2"/>
+        <w:spacing w:line="276" w:lineRule="auto"/>
+        <w:jc w:val="both"/>
       </w:pPr>
       <w:r>
         <w:t>7.2 Implicazioni per il Deployment Clinico</w:t>
@@ -6378,6 +6610,8 @@
     <w:p>
       <w:pPr>
         <w:pStyle w:val="Titolo2"/>
+        <w:spacing w:line="276" w:lineRule="auto"/>
+        <w:jc w:val="both"/>
       </w:pPr>
       <w:r>
         <w:t>7.3 Limitazioni dello Studio</w:t>
@@ -6484,6 +6718,8 @@
     <w:p>
       <w:pPr>
         <w:pStyle w:val="Titolo2"/>
+        <w:spacing w:line="276" w:lineRule="auto"/>
+        <w:jc w:val="both"/>
       </w:pPr>
       <w:r>
         <w:t>7.4 Prospettive Future</w:t>
@@ -6560,10 +6796,15 @@
         <w:pBdr>
           <w:bottom w:val="single" w:sz="2" w:space="1" w:color="2B5EA7"/>
         </w:pBdr>
-        <w:spacing w:before="200" w:after="200"/>
-      </w:pPr>
-    </w:p>
-    <w:p>
+        <w:spacing w:before="200" w:after="200" w:line="276" w:lineRule="auto"/>
+        <w:jc w:val="both"/>
+      </w:pPr>
+    </w:p>
+    <w:p>
+      <w:pPr>
+        <w:spacing w:line="276" w:lineRule="auto"/>
+        <w:jc w:val="both"/>
+      </w:pPr>
       <w:r>
         <w:br w:type="page"/>
       </w:r>
@@ -6571,7 +6812,8 @@
     <w:p>
       <w:pPr>
         <w:pStyle w:val="Titolo1"/>
-        <w:spacing w:before="320" w:after="160"/>
+        <w:spacing w:before="320" w:after="160" w:line="276" w:lineRule="auto"/>
+        <w:jc w:val="both"/>
       </w:pPr>
       <w:r>
         <w:lastRenderedPageBreak/>
@@ -6683,10 +6925,15 @@
         <w:pBdr>
           <w:bottom w:val="single" w:sz="2" w:space="1" w:color="2B5EA7"/>
         </w:pBdr>
-        <w:spacing w:before="200" w:after="200"/>
-      </w:pPr>
-    </w:p>
-    <w:p>
+        <w:spacing w:before="200" w:after="200" w:line="276" w:lineRule="auto"/>
+        <w:jc w:val="both"/>
+      </w:pPr>
+    </w:p>
+    <w:p>
+      <w:pPr>
+        <w:spacing w:line="276" w:lineRule="auto"/>
+        <w:jc w:val="both"/>
+      </w:pPr>
       <w:r>
         <w:br w:type="page"/>
       </w:r>
@@ -6694,7 +6941,8 @@
     <w:p>
       <w:pPr>
         <w:pStyle w:val="Titolo1"/>
-        <w:spacing w:before="320" w:after="160"/>
+        <w:spacing w:before="320" w:after="160" w:line="276" w:lineRule="auto"/>
+        <w:jc w:val="both"/>
       </w:pPr>
       <w:r>
         <w:lastRenderedPageBreak/>
@@ -6704,6 +6952,8 @@
     <w:p>
       <w:pPr>
         <w:pStyle w:val="Titolo2"/>
+        <w:spacing w:line="276" w:lineRule="auto"/>
+        <w:jc w:val="both"/>
       </w:pPr>
       <w:r>
         <w:t>Appendice A – Struttura del Codice (test_Piova_refactored_2.ipynb)</w:t>
@@ -6726,6 +6976,7 @@
           <w:numId w:val="2"/>
         </w:numPr>
         <w:spacing w:before="60" w:after="60" w:line="276" w:lineRule="auto"/>
+        <w:jc w:val="both"/>
       </w:pPr>
       <w:r>
         <w:t>Sezione 0 – Import e Inizializzazione: caricamento librerie (</w:t>
@@ -6779,6 +7030,7 @@
           <w:numId w:val="2"/>
         </w:numPr>
         <w:spacing w:before="60" w:after="60" w:line="276" w:lineRule="auto"/>
+        <w:jc w:val="both"/>
       </w:pPr>
       <w:r>
         <w:t xml:space="preserve">Sezione 1.1 – Funzioni di </w:t>
@@ -6848,6 +7100,7 @@
           <w:numId w:val="2"/>
         </w:numPr>
         <w:spacing w:before="60" w:after="60" w:line="276" w:lineRule="auto"/>
+        <w:jc w:val="both"/>
       </w:pPr>
       <w:r>
         <w:t xml:space="preserve">Sezione 1.2 – Creazione Dataset Corrotti: generazione della struttura </w:t>
@@ -6893,6 +7146,7 @@
           <w:numId w:val="2"/>
         </w:numPr>
         <w:spacing w:before="60" w:after="60" w:line="276" w:lineRule="auto"/>
+        <w:jc w:val="both"/>
       </w:pPr>
       <w:r>
         <w:t xml:space="preserve">Sezione 2 – Addestramento e Valutazione: loop principale su 20 </w:t>
@@ -6946,6 +7200,7 @@
           <w:numId w:val="2"/>
         </w:numPr>
         <w:spacing w:before="60" w:after="60" w:line="276" w:lineRule="auto"/>
+        <w:jc w:val="both"/>
       </w:pPr>
       <w:r>
         <w:t xml:space="preserve">Sezione 3 – Visualizzazione Risultati: funzione </w:t>
@@ -6975,6 +7230,7 @@
           <w:numId w:val="2"/>
         </w:numPr>
         <w:spacing w:before="60" w:after="60" w:line="276" w:lineRule="auto"/>
+        <w:jc w:val="both"/>
       </w:pPr>
       <w:r>
         <w:t xml:space="preserve">Sezione 4 – Confronto tra Modelli: funzioni </w:t>
@@ -6998,12 +7254,15 @@
     </w:p>
     <w:p>
       <w:pPr>
-        <w:spacing w:before="120"/>
+        <w:spacing w:before="120" w:line="276" w:lineRule="auto"/>
+        <w:jc w:val="both"/>
       </w:pPr>
     </w:p>
     <w:p>
       <w:pPr>
         <w:pStyle w:val="Titolo2"/>
+        <w:spacing w:line="276" w:lineRule="auto"/>
+        <w:jc w:val="both"/>
       </w:pPr>
       <w:r>
         <w:t>Appendice B – Tabella Completa dei Livelli di Corruzione Testati</w:t>
@@ -7011,7 +7270,8 @@
     </w:p>
     <w:p>
       <w:pPr>
-        <w:spacing w:before="80"/>
+        <w:spacing w:before="80" w:line="276" w:lineRule="auto"/>
+        <w:jc w:val="both"/>
       </w:pPr>
     </w:p>
     <w:tbl>
@@ -7065,7 +7325,8 @@
           </w:tcPr>
           <w:p>
             <w:pPr>
-              <w:jc w:val="center"/>
+              <w:spacing w:line="276" w:lineRule="auto"/>
+              <w:jc w:val="both"/>
             </w:pPr>
             <w:r>
               <w:rPr>
@@ -7098,7 +7359,8 @@
           </w:tcPr>
           <w:p>
             <w:pPr>
-              <w:jc w:val="center"/>
+              <w:spacing w:line="276" w:lineRule="auto"/>
+              <w:jc w:val="both"/>
             </w:pPr>
             <w:r>
               <w:rPr>
@@ -7131,7 +7393,8 @@
           </w:tcPr>
           <w:p>
             <w:pPr>
-              <w:jc w:val="center"/>
+              <w:spacing w:line="276" w:lineRule="auto"/>
+              <w:jc w:val="both"/>
             </w:pPr>
             <w:r>
               <w:rPr>
@@ -7164,7 +7427,8 @@
           </w:tcPr>
           <w:p>
             <w:pPr>
-              <w:jc w:val="center"/>
+              <w:spacing w:line="276" w:lineRule="auto"/>
+              <w:jc w:val="both"/>
             </w:pPr>
             <w:r>
               <w:rPr>
@@ -7197,7 +7461,8 @@
           </w:tcPr>
           <w:p>
             <w:pPr>
-              <w:jc w:val="center"/>
+              <w:spacing w:line="276" w:lineRule="auto"/>
+              <w:jc w:val="both"/>
             </w:pPr>
             <w:r>
               <w:rPr>
@@ -7230,7 +7495,8 @@
           </w:tcPr>
           <w:p>
             <w:pPr>
-              <w:jc w:val="center"/>
+              <w:spacing w:line="276" w:lineRule="auto"/>
+              <w:jc w:val="both"/>
             </w:pPr>
             <w:r>
               <w:rPr>
@@ -7263,7 +7529,8 @@
           </w:tcPr>
           <w:p>
             <w:pPr>
-              <w:jc w:val="center"/>
+              <w:spacing w:line="276" w:lineRule="auto"/>
+              <w:jc w:val="both"/>
             </w:pPr>
             <w:r>
               <w:rPr>
@@ -7296,7 +7563,8 @@
           </w:tcPr>
           <w:p>
             <w:pPr>
-              <w:jc w:val="center"/>
+              <w:spacing w:line="276" w:lineRule="auto"/>
+              <w:jc w:val="both"/>
             </w:pPr>
             <w:r>
               <w:rPr>
@@ -7329,7 +7597,8 @@
           </w:tcPr>
           <w:p>
             <w:pPr>
-              <w:jc w:val="center"/>
+              <w:spacing w:line="276" w:lineRule="auto"/>
+              <w:jc w:val="both"/>
             </w:pPr>
             <w:r>
               <w:rPr>
@@ -7362,7 +7631,8 @@
           </w:tcPr>
           <w:p>
             <w:pPr>
-              <w:jc w:val="center"/>
+              <w:spacing w:line="276" w:lineRule="auto"/>
+              <w:jc w:val="both"/>
             </w:pPr>
             <w:r>
               <w:rPr>
@@ -7395,7 +7665,8 @@
           </w:tcPr>
           <w:p>
             <w:pPr>
-              <w:jc w:val="center"/>
+              <w:spacing w:line="276" w:lineRule="auto"/>
+              <w:jc w:val="both"/>
             </w:pPr>
             <w:r>
               <w:rPr>
@@ -7428,7 +7699,8 @@
           </w:tcPr>
           <w:p>
             <w:pPr>
-              <w:jc w:val="center"/>
+              <w:spacing w:line="276" w:lineRule="auto"/>
+              <w:jc w:val="both"/>
             </w:pPr>
             <w:r>
               <w:rPr>
@@ -7462,6 +7734,10 @@
             </w:tcMar>
           </w:tcPr>
           <w:p>
+            <w:pPr>
+              <w:spacing w:line="276" w:lineRule="auto"/>
+              <w:jc w:val="both"/>
+            </w:pPr>
             <w:r>
               <w:rPr>
                 <w:sz w:val="20"/>
@@ -7490,7 +7766,8 @@
           </w:tcPr>
           <w:p>
             <w:pPr>
-              <w:jc w:val="center"/>
+              <w:spacing w:line="276" w:lineRule="auto"/>
+              <w:jc w:val="both"/>
             </w:pPr>
             <w:r>
               <w:rPr>
@@ -7520,7 +7797,8 @@
           </w:tcPr>
           <w:p>
             <w:pPr>
-              <w:jc w:val="center"/>
+              <w:spacing w:line="276" w:lineRule="auto"/>
+              <w:jc w:val="both"/>
             </w:pPr>
             <w:r>
               <w:rPr>
@@ -7550,7 +7828,8 @@
           </w:tcPr>
           <w:p>
             <w:pPr>
-              <w:jc w:val="center"/>
+              <w:spacing w:line="276" w:lineRule="auto"/>
+              <w:jc w:val="both"/>
             </w:pPr>
             <w:r>
               <w:rPr>
@@ -7580,7 +7859,8 @@
           </w:tcPr>
           <w:p>
             <w:pPr>
-              <w:jc w:val="center"/>
+              <w:spacing w:line="276" w:lineRule="auto"/>
+              <w:jc w:val="both"/>
             </w:pPr>
             <w:r>
               <w:rPr>
@@ -7610,7 +7890,8 @@
           </w:tcPr>
           <w:p>
             <w:pPr>
-              <w:jc w:val="center"/>
+              <w:spacing w:line="276" w:lineRule="auto"/>
+              <w:jc w:val="both"/>
             </w:pPr>
             <w:r>
               <w:rPr>
@@ -7640,7 +7921,8 @@
           </w:tcPr>
           <w:p>
             <w:pPr>
-              <w:jc w:val="center"/>
+              <w:spacing w:line="276" w:lineRule="auto"/>
+              <w:jc w:val="both"/>
             </w:pPr>
             <w:r>
               <w:rPr>
@@ -7670,7 +7952,8 @@
           </w:tcPr>
           <w:p>
             <w:pPr>
-              <w:jc w:val="center"/>
+              <w:spacing w:line="276" w:lineRule="auto"/>
+              <w:jc w:val="both"/>
             </w:pPr>
             <w:r>
               <w:rPr>
@@ -7700,7 +7983,8 @@
           </w:tcPr>
           <w:p>
             <w:pPr>
-              <w:jc w:val="center"/>
+              <w:spacing w:line="276" w:lineRule="auto"/>
+              <w:jc w:val="both"/>
             </w:pPr>
             <w:r>
               <w:rPr>
@@ -7730,7 +8014,8 @@
           </w:tcPr>
           <w:p>
             <w:pPr>
-              <w:jc w:val="center"/>
+              <w:spacing w:line="276" w:lineRule="auto"/>
+              <w:jc w:val="both"/>
             </w:pPr>
             <w:r>
               <w:rPr>
@@ -7760,7 +8045,8 @@
           </w:tcPr>
           <w:p>
             <w:pPr>
-              <w:jc w:val="center"/>
+              <w:spacing w:line="276" w:lineRule="auto"/>
+              <w:jc w:val="both"/>
             </w:pPr>
             <w:r>
               <w:rPr>
@@ -7790,7 +8076,8 @@
           </w:tcPr>
           <w:p>
             <w:pPr>
-              <w:jc w:val="center"/>
+              <w:spacing w:line="276" w:lineRule="auto"/>
+              <w:jc w:val="both"/>
             </w:pPr>
             <w:r>
               <w:rPr>
@@ -7805,8 +8092,8 @@
     </w:tbl>
     <w:p>
       <w:pPr>
-        <w:spacing w:before="60" w:after="160"/>
-        <w:jc w:val="center"/>
+        <w:spacing w:before="60" w:after="160" w:line="276" w:lineRule="auto"/>
+        <w:jc w:val="both"/>
       </w:pPr>
       <w:r>
         <w:rPr>
@@ -7821,12 +8108,15 @@
     </w:p>
     <w:p>
       <w:pPr>
-        <w:spacing w:before="120"/>
+        <w:spacing w:before="120" w:line="276" w:lineRule="auto"/>
+        <w:jc w:val="both"/>
       </w:pPr>
     </w:p>
     <w:p>
       <w:pPr>
         <w:pStyle w:val="Titolo2"/>
+        <w:spacing w:line="276" w:lineRule="auto"/>
+        <w:jc w:val="both"/>
       </w:pPr>
       <w:r>
         <w:t>Appendice C – Indice delle Figure</w:t>
@@ -7840,6 +8130,7 @@
           <w:numId w:val="2"/>
         </w:numPr>
         <w:spacing w:before="60" w:after="60" w:line="276" w:lineRule="auto"/>
+        <w:jc w:val="both"/>
       </w:pPr>
       <w:r>
         <w:t>Figura 1: Architettura della Pipeline Sperimentale</w:t>
@@ -7853,6 +8144,7 @@
           <w:numId w:val="2"/>
         </w:numPr>
         <w:spacing w:before="60" w:after="60" w:line="276" w:lineRule="auto"/>
+        <w:jc w:val="both"/>
       </w:pPr>
       <w:r>
         <w:t xml:space="preserve">Figura 2: Effetto del </w:t>
@@ -7882,6 +8174,7 @@
           <w:numId w:val="2"/>
         </w:numPr>
         <w:spacing w:before="60" w:after="60" w:line="276" w:lineRule="auto"/>
+        <w:jc w:val="both"/>
       </w:pPr>
       <w:r>
         <w:t>Figura 3: Confronto schematico dei quattro metodi di corruzione</w:t>
@@ -7895,6 +8188,7 @@
           <w:numId w:val="2"/>
         </w:numPr>
         <w:spacing w:before="60" w:after="60" w:line="276" w:lineRule="auto"/>
+        <w:jc w:val="both"/>
       </w:pPr>
       <w:r>
         <w:t xml:space="preserve">Figura 4: Degradazione per Label </w:t>
@@ -7916,6 +8210,7 @@
           <w:numId w:val="2"/>
         </w:numPr>
         <w:spacing w:before="60" w:after="60" w:line="276" w:lineRule="auto"/>
+        <w:jc w:val="both"/>
       </w:pPr>
       <w:r>
         <w:t xml:space="preserve">Figura 5: Analisi Resilienza – </w:t>
@@ -7945,6 +8240,7 @@
           <w:numId w:val="2"/>
         </w:numPr>
         <w:spacing w:before="60" w:after="60" w:line="276" w:lineRule="auto"/>
+        <w:jc w:val="both"/>
       </w:pPr>
       <w:r>
         <w:t xml:space="preserve">Figura 6: Model </w:t>
@@ -7974,6 +8270,7 @@
           <w:numId w:val="2"/>
         </w:numPr>
         <w:spacing w:before="60" w:after="60" w:line="276" w:lineRule="auto"/>
+        <w:jc w:val="both"/>
       </w:pPr>
       <w:r>
         <w:t xml:space="preserve">Figura 7: Analisi Resilienza – </w:t>
@@ -7995,6 +8292,7 @@
           <w:numId w:val="2"/>
         </w:numPr>
         <w:spacing w:before="60" w:after="60" w:line="276" w:lineRule="auto"/>
+        <w:jc w:val="both"/>
       </w:pPr>
       <w:r>
         <w:t>Figura 8: Mappa di Calore della Degradazione</w:t>
@@ -8008,6 +8306,7 @@
           <w:numId w:val="2"/>
         </w:numPr>
         <w:spacing w:before="60" w:after="60" w:line="276" w:lineRule="auto"/>
+        <w:jc w:val="both"/>
       </w:pPr>
       <w:r>
         <w:t>Figura 9: Effetto della modalità di selezione delle feature sulla robustezza</w:t>
@@ -8015,14 +8314,18 @@
     </w:p>
     <w:p>
       <w:pPr>
-        <w:spacing w:before="160"/>
+        <w:spacing w:before="160" w:line="276" w:lineRule="auto"/>
+        <w:jc w:val="both"/>
       </w:pPr>
     </w:p>
     <w:p>
       <w:pPr>
         <w:pStyle w:val="Titolo2"/>
-      </w:pPr>
-      <w:r>
+        <w:spacing w:line="276" w:lineRule="auto"/>
+        <w:jc w:val="both"/>
+      </w:pPr>
+      <w:r>
+        <w:lastRenderedPageBreak/>
         <w:t>Appendice D – Riferimenti Bibliografici</w:t>
       </w:r>
     </w:p>
@@ -8034,6 +8337,7 @@
           <w:numId w:val="2"/>
         </w:numPr>
         <w:spacing w:before="60" w:after="60" w:line="276" w:lineRule="auto"/>
+        <w:jc w:val="both"/>
       </w:pPr>
       <w:r>
         <w:rPr>
@@ -8053,6 +8357,7 @@
           <w:numId w:val="2"/>
         </w:numPr>
         <w:spacing w:before="60" w:after="60" w:line="276" w:lineRule="auto"/>
+        <w:jc w:val="both"/>
       </w:pPr>
       <w:r>
         <w:rPr>
@@ -8080,6 +8385,7 @@
           <w:numId w:val="2"/>
         </w:numPr>
         <w:spacing w:before="60" w:after="60" w:line="276" w:lineRule="auto"/>
+        <w:jc w:val="both"/>
       </w:pPr>
       <w:r>
         <w:rPr>
@@ -8099,6 +8405,7 @@
           <w:numId w:val="2"/>
         </w:numPr>
         <w:spacing w:before="60" w:after="60" w:line="276" w:lineRule="auto"/>
+        <w:jc w:val="both"/>
       </w:pPr>
       <w:r>
         <w:rPr>
@@ -8126,6 +8433,7 @@
           <w:numId w:val="2"/>
         </w:numPr>
         <w:spacing w:before="60" w:after="60" w:line="276" w:lineRule="auto"/>
+        <w:jc w:val="both"/>
       </w:pPr>
       <w:r>
         <w:rPr>
